--- a/Data Structure Notes/Sorting Algorithms.docx
+++ b/Data Structure Notes/Sorting Algorithms.docx
@@ -189,7 +189,7 @@
     </w:p>
     <w:tbl>
       <w:tblPr>
-        <w:tblW w:w="0" w:type="auto"/>
+        <w:tblW w:w="6898" w:type="dxa"/>
         <w:tblCellSpacing w:w="15" w:type="dxa"/>
         <w:tblCellMar>
           <w:top w:w="15" w:type="dxa"/>
@@ -200,11 +200,12 @@
         <w:tblLook w:val="04A0" w:firstRow="1" w:lastRow="0" w:firstColumn="1" w:lastColumn="0" w:noHBand="0" w:noVBand="1"/>
       </w:tblPr>
       <w:tblGrid>
-        <w:gridCol w:w="1551"/>
-        <w:gridCol w:w="3185"/>
+        <w:gridCol w:w="2252"/>
+        <w:gridCol w:w="4646"/>
       </w:tblGrid>
       <w:tr>
         <w:trPr>
+          <w:trHeight w:val="491"/>
           <w:tblHeader/>
           <w:tblCellSpacing w:w="15" w:type="dxa"/>
         </w:trPr>
@@ -235,6 +236,7 @@
       </w:tr>
       <w:tr>
         <w:trPr>
+          <w:trHeight w:val="491"/>
           <w:tblCellSpacing w:w="15" w:type="dxa"/>
         </w:trPr>
         <w:tc>
@@ -264,6 +266,7 @@
       </w:tr>
       <w:tr>
         <w:trPr>
+          <w:trHeight w:val="500"/>
           <w:tblCellSpacing w:w="15" w:type="dxa"/>
         </w:trPr>
         <w:tc>
@@ -293,6 +296,7 @@
       </w:tr>
       <w:tr>
         <w:trPr>
+          <w:trHeight w:val="491"/>
           <w:tblCellSpacing w:w="15" w:type="dxa"/>
         </w:trPr>
         <w:tc>
@@ -324,6 +328,7 @@
       </w:tr>
       <w:tr>
         <w:trPr>
+          <w:trHeight w:val="500"/>
           <w:tblCellSpacing w:w="15" w:type="dxa"/>
         </w:trPr>
         <w:tc>
@@ -353,6 +358,7 @@
       </w:tr>
       <w:tr>
         <w:trPr>
+          <w:trHeight w:val="491"/>
           <w:tblCellSpacing w:w="15" w:type="dxa"/>
         </w:trPr>
         <w:tc>
@@ -410,7 +416,15 @@
           <w:b/>
           <w:bCs/>
         </w:rPr>
-        <w:t>1 Comparison Based Sorting</w:t>
+        <w:t xml:space="preserve">1 </w:t>
+      </w:r>
+      <w:r>
+        <w:rPr>
+          <w:b/>
+          <w:bCs/>
+          <w:highlight w:val="yellow"/>
+        </w:rPr>
+        <w:t>Comparison Based Sorting</w:t>
       </w:r>
     </w:p>
     <w:p>
@@ -612,6 +626,9 @@
     </w:p>
     <w:p>
       <w:r>
+        <w:rPr>
+          <w:highlight w:val="yellow"/>
+        </w:rPr>
         <w:t>1 Stable Sorting</w:t>
       </w:r>
     </w:p>
@@ -739,6 +756,9 @@
     </w:p>
     <w:p>
       <w:r>
+        <w:rPr>
+          <w:highlight w:val="yellow"/>
+        </w:rPr>
         <w:t>2 Unstable Sorting</w:t>
       </w:r>
     </w:p>
@@ -788,6 +808,9 @@
     </w:p>
     <w:p>
       <w:r>
+        <w:rPr>
+          <w:highlight w:val="yellow"/>
+        </w:rPr>
         <w:t>3 In-Place Sorting</w:t>
       </w:r>
     </w:p>
@@ -854,6 +877,9 @@
     </w:p>
     <w:p>
       <w:r>
+        <w:rPr>
+          <w:highlight w:val="yellow"/>
+        </w:rPr>
         <w:t>4 Out-of-Place Sorting</w:t>
       </w:r>
     </w:p>
@@ -886,7 +912,17 @@
       </w:r>
     </w:p>
     <w:p>
-      <w:r>
+      <w:pPr>
+        <w:rPr>
+          <w:b/>
+          <w:bCs/>
+        </w:rPr>
+      </w:pPr>
+      <w:r>
+        <w:rPr>
+          <w:b/>
+          <w:bCs/>
+        </w:rPr>
         <w:t>BUBBLE SORT</w:t>
       </w:r>
     </w:p>
@@ -936,49 +972,154 @@
     </w:p>
     <w:p>
       <w:r>
+        <w:rPr>
+          <w:highlight w:val="yellow"/>
+        </w:rPr>
+        <w:t>Algorithms</w:t>
+      </w:r>
+      <w:r>
+        <w:t xml:space="preserve"> </w:t>
+      </w:r>
+    </w:p>
+    <w:p>
+      <w:pPr>
+        <w:pStyle w:val="ListParagraph"/>
+        <w:numPr>
+          <w:ilvl w:val="0"/>
+          <w:numId w:val="33"/>
+        </w:numPr>
+      </w:pPr>
+      <w:r>
+        <w:t xml:space="preserve">Start from first elements. </w:t>
+      </w:r>
+    </w:p>
+    <w:p>
+      <w:pPr>
+        <w:pStyle w:val="ListParagraph"/>
+        <w:numPr>
+          <w:ilvl w:val="0"/>
+          <w:numId w:val="33"/>
+        </w:numPr>
+      </w:pPr>
+      <w:r>
+        <w:t>Compare current element with next element</w:t>
+      </w:r>
+    </w:p>
+    <w:p>
+      <w:pPr>
+        <w:pStyle w:val="ListParagraph"/>
+        <w:numPr>
+          <w:ilvl w:val="0"/>
+          <w:numId w:val="33"/>
+        </w:numPr>
+      </w:pPr>
+      <w:r>
+        <w:t xml:space="preserve">Swap if current &gt; next element </w:t>
+      </w:r>
+    </w:p>
+    <w:p>
+      <w:pPr>
+        <w:pStyle w:val="ListParagraph"/>
+        <w:numPr>
+          <w:ilvl w:val="0"/>
+          <w:numId w:val="33"/>
+        </w:numPr>
+      </w:pPr>
+      <w:r>
+        <w:t>Move to next pair</w:t>
+      </w:r>
+    </w:p>
+    <w:p>
+      <w:pPr>
+        <w:pStyle w:val="ListParagraph"/>
+        <w:numPr>
+          <w:ilvl w:val="0"/>
+          <w:numId w:val="33"/>
+        </w:numPr>
+      </w:pPr>
+      <w:r>
+        <w:t xml:space="preserve">Repeat for n-1 passes. </w:t>
+      </w:r>
+    </w:p>
+    <w:p>
+      <w:pPr>
+        <w:pStyle w:val="ListParagraph"/>
+        <w:numPr>
+          <w:ilvl w:val="0"/>
+          <w:numId w:val="33"/>
+        </w:numPr>
+      </w:pPr>
+      <w:r>
+        <w:t xml:space="preserve">Stop when no swap needed. </w:t>
+      </w:r>
+    </w:p>
+    <w:p>
+      <w:r>
         <w:t>Example</w:t>
       </w:r>
     </w:p>
     <w:p>
-      <w:r>
-        <w:t>Input</w:t>
-      </w:r>
-      <w:r>
-        <w:br/>
-      </w:r>
-      <w:r>
-        <w:br/>
-        <w:t>5 1 4 2 8</w:t>
-      </w:r>
-    </w:p>
-    <w:p>
-      <w:r>
-        <w:t>Pass 1</w:t>
-      </w:r>
-    </w:p>
-    <w:p>
-      <w:r>
-        <w:t>1 5 4 2 8</w:t>
-      </w:r>
-      <w:r>
-        <w:br/>
-        <w:t>1 4 5 2 8</w:t>
-      </w:r>
-      <w:r>
-        <w:br/>
-      </w:r>
+      <w:proofErr w:type="gramStart"/>
       <w:r>
         <w:lastRenderedPageBreak/>
-        <w:t>1 4 2 5 8</w:t>
-      </w:r>
-      <w:r>
-        <w:br/>
-        <w:t>1 4 2 5 8</w:t>
-      </w:r>
-    </w:p>
-    <w:p>
-      <w:r>
-        <w:t>Largest element 8 moves to end.</w:t>
+        <w:t>Input :</w:t>
+      </w:r>
+      <w:proofErr w:type="gramEnd"/>
+      <w:r>
+        <w:t xml:space="preserve"> [5,2,9,1]</w:t>
+      </w:r>
+      <w:r>
+        <w:tab/>
+      </w:r>
+      <w:r>
+        <w:tab/>
+      </w:r>
+      <w:r>
+        <w:tab/>
+      </w:r>
+    </w:p>
+    <w:p>
+      <w:r>
+        <w:t xml:space="preserve">Pass </w:t>
+      </w:r>
+      <w:proofErr w:type="gramStart"/>
+      <w:r>
+        <w:t>1 :</w:t>
+      </w:r>
+      <w:proofErr w:type="gramEnd"/>
+      <w:r>
+        <w:t xml:space="preserve"> [2,5,1,9]</w:t>
+      </w:r>
+    </w:p>
+    <w:p>
+      <w:r>
+        <w:t xml:space="preserve">Pass </w:t>
+      </w:r>
+      <w:proofErr w:type="gramStart"/>
+      <w:r>
+        <w:t>2 :</w:t>
+      </w:r>
+      <w:proofErr w:type="gramEnd"/>
+      <w:r>
+        <w:t xml:space="preserve"> [2,1,5,9]</w:t>
+      </w:r>
+    </w:p>
+    <w:p>
+      <w:r>
+        <w:t xml:space="preserve">pass </w:t>
+      </w:r>
+      <w:proofErr w:type="gramStart"/>
+      <w:r>
+        <w:t>3 :</w:t>
+      </w:r>
+      <w:proofErr w:type="gramEnd"/>
+      <w:r>
+        <w:t xml:space="preserve"> [1,2,5,9]</w:t>
+      </w:r>
+    </w:p>
+    <w:p>
+      <w:r>
+        <w:t xml:space="preserve">In bubble sort we need n-1 Pass. </w:t>
       </w:r>
     </w:p>
     <w:p>
@@ -1085,7 +1226,15 @@
       </w:r>
       <w:proofErr w:type="spellEnd"/>
       <w:r>
-        <w:t xml:space="preserve">(int[] </w:t>
+        <w:t>(</w:t>
+      </w:r>
+      <w:proofErr w:type="gramStart"/>
+      <w:r>
+        <w:t>int[</w:t>
+      </w:r>
+      <w:proofErr w:type="gramEnd"/>
+      <w:r>
+        <w:t xml:space="preserve">] </w:t>
       </w:r>
       <w:proofErr w:type="spellStart"/>
       <w:r>
@@ -1103,10 +1252,12 @@
         <w:t xml:space="preserve">        int n = </w:t>
       </w:r>
       <w:proofErr w:type="spellStart"/>
+      <w:proofErr w:type="gramStart"/>
       <w:r>
         <w:t>arr.length</w:t>
       </w:r>
       <w:proofErr w:type="spellEnd"/>
+      <w:proofErr w:type="gramEnd"/>
       <w:r>
         <w:t>;</w:t>
       </w:r>
@@ -1115,7 +1266,15 @@
       </w:r>
       <w:r>
         <w:br/>
-        <w:t xml:space="preserve">        for(int </w:t>
+        <w:t xml:space="preserve">        </w:t>
+      </w:r>
+      <w:proofErr w:type="gramStart"/>
+      <w:r>
+        <w:t>for(</w:t>
+      </w:r>
+      <w:proofErr w:type="gramEnd"/>
+      <w:r>
+        <w:t xml:space="preserve">int </w:t>
       </w:r>
       <w:proofErr w:type="spellStart"/>
       <w:r>
@@ -1123,10 +1282,37 @@
       </w:r>
       <w:proofErr w:type="spellEnd"/>
       <w:r>
-        <w:t>=0;i&lt;n-1;i++){</w:t>
-      </w:r>
-      <w:r>
-        <w:br/>
+        <w:t>=</w:t>
+      </w:r>
+      <w:proofErr w:type="gramStart"/>
+      <w:r>
+        <w:t>0;i</w:t>
+      </w:r>
+      <w:proofErr w:type="gramEnd"/>
+      <w:r>
+        <w:t>&lt;n-</w:t>
+      </w:r>
+      <w:proofErr w:type="gramStart"/>
+      <w:r>
+        <w:t>1;i</w:t>
+      </w:r>
+      <w:proofErr w:type="gramEnd"/>
+      <w:r>
+        <w:t>+</w:t>
+      </w:r>
+      <w:proofErr w:type="gramStart"/>
+      <w:r>
+        <w:t>+){</w:t>
+      </w:r>
+      <w:proofErr w:type="gramEnd"/>
+      <w:r>
+        <w:tab/>
+      </w:r>
+      <w:r>
+        <w:tab/>
+      </w:r>
+      <w:r>
+        <w:tab/>
       </w:r>
       <w:r>
         <w:br/>
@@ -1145,13 +1331,41 @@
       </w:r>
       <w:r>
         <w:br/>
-        <w:t xml:space="preserve">            for(int j=0;j&lt;n-i-1;j++){</w:t>
-      </w:r>
-      <w:r>
-        <w:br/>
-      </w:r>
-      <w:r>
-        <w:br/>
+        <w:t xml:space="preserve">            </w:t>
+      </w:r>
+      <w:proofErr w:type="gramStart"/>
+      <w:r>
+        <w:t>for(</w:t>
+      </w:r>
+      <w:proofErr w:type="gramEnd"/>
+      <w:r>
+        <w:t>int j=</w:t>
+      </w:r>
+      <w:proofErr w:type="gramStart"/>
+      <w:r>
+        <w:t>0;j</w:t>
+      </w:r>
+      <w:proofErr w:type="gramEnd"/>
+      <w:r>
+        <w:t>&lt;n-i-</w:t>
+      </w:r>
+      <w:proofErr w:type="gramStart"/>
+      <w:r>
+        <w:t>1;j++){</w:t>
+      </w:r>
+      <w:proofErr w:type="gramEnd"/>
+      <w:r>
+        <w:tab/>
+      </w:r>
+      <w:r>
+        <w:tab/>
+      </w:r>
+      <w:r>
+        <w:tab/>
+      </w:r>
+    </w:p>
+    <w:p>
+      <w:r>
         <w:t xml:space="preserve">                if(</w:t>
       </w:r>
       <w:proofErr w:type="spellStart"/>
@@ -1172,9 +1386,6 @@
       </w:r>
       <w:r>
         <w:br/>
-      </w:r>
-      <w:r>
-        <w:br/>
         <w:t xml:space="preserve">                    int temp = </w:t>
       </w:r>
       <w:proofErr w:type="spellStart"/>
@@ -1216,9 +1427,6 @@
       <w:proofErr w:type="spellEnd"/>
       <w:r>
         <w:t>[j+1] = temp;</w:t>
-      </w:r>
-      <w:r>
-        <w:br/>
       </w:r>
       <w:r>
         <w:br/>
@@ -1607,8 +1815,8 @@
         <w:tblLook w:val="04A0" w:firstRow="1" w:lastRow="0" w:firstColumn="1" w:lastColumn="0" w:noHBand="0" w:noVBand="1"/>
       </w:tblPr>
       <w:tblGrid>
-        <w:gridCol w:w="2274"/>
-        <w:gridCol w:w="3224"/>
+        <w:gridCol w:w="2410"/>
+        <w:gridCol w:w="3088"/>
         <w:gridCol w:w="2822"/>
       </w:tblGrid>
       <w:tr>
@@ -1619,7 +1827,7 @@
         </w:trPr>
         <w:tc>
           <w:tcPr>
-            <w:tcW w:w="0" w:type="auto"/>
+            <w:tcW w:w="2365" w:type="dxa"/>
             <w:vAlign w:val="center"/>
             <w:hideMark/>
           </w:tcPr>
@@ -1631,7 +1839,7 @@
         </w:tc>
         <w:tc>
           <w:tcPr>
-            <w:tcW w:w="0" w:type="auto"/>
+            <w:tcW w:w="3058" w:type="dxa"/>
             <w:vAlign w:val="center"/>
             <w:hideMark/>
           </w:tcPr>
@@ -1661,7 +1869,7 @@
         </w:trPr>
         <w:tc>
           <w:tcPr>
-            <w:tcW w:w="0" w:type="auto"/>
+            <w:tcW w:w="2365" w:type="dxa"/>
             <w:vAlign w:val="center"/>
             <w:hideMark/>
           </w:tcPr>
@@ -1673,7 +1881,7 @@
         </w:tc>
         <w:tc>
           <w:tcPr>
-            <w:tcW w:w="0" w:type="auto"/>
+            <w:tcW w:w="3058" w:type="dxa"/>
             <w:vAlign w:val="center"/>
             <w:hideMark/>
           </w:tcPr>
@@ -1703,7 +1911,7 @@
         </w:trPr>
         <w:tc>
           <w:tcPr>
-            <w:tcW w:w="0" w:type="auto"/>
+            <w:tcW w:w="2365" w:type="dxa"/>
             <w:vAlign w:val="center"/>
             <w:hideMark/>
           </w:tcPr>
@@ -1715,7 +1923,7 @@
         </w:tc>
         <w:tc>
           <w:tcPr>
-            <w:tcW w:w="0" w:type="auto"/>
+            <w:tcW w:w="3058" w:type="dxa"/>
             <w:vAlign w:val="center"/>
             <w:hideMark/>
           </w:tcPr>
@@ -1745,7 +1953,7 @@
         </w:trPr>
         <w:tc>
           <w:tcPr>
-            <w:tcW w:w="0" w:type="auto"/>
+            <w:tcW w:w="2365" w:type="dxa"/>
             <w:vAlign w:val="center"/>
             <w:hideMark/>
           </w:tcPr>
@@ -1757,7 +1965,7 @@
         </w:tc>
         <w:tc>
           <w:tcPr>
-            <w:tcW w:w="0" w:type="auto"/>
+            <w:tcW w:w="3058" w:type="dxa"/>
             <w:vAlign w:val="center"/>
             <w:hideMark/>
           </w:tcPr>
@@ -1787,13 +1995,25 @@
         </w:trPr>
         <w:tc>
           <w:tcPr>
-            <w:tcW w:w="0" w:type="auto"/>
+            <w:tcW w:w="2365" w:type="dxa"/>
             <w:vAlign w:val="center"/>
             <w:hideMark/>
           </w:tcPr>
           <w:p>
             <w:r>
               <w:t>Quick Sort</w:t>
+            </w:r>
+          </w:p>
+        </w:tc>
+        <w:tc>
+          <w:tcPr>
+            <w:tcW w:w="3058" w:type="dxa"/>
+            <w:vAlign w:val="center"/>
+            <w:hideMark/>
+          </w:tcPr>
+          <w:p>
+            <w:r>
+              <w:t>Much faster</w:t>
             </w:r>
           </w:p>
         </w:tc>
@@ -1805,18 +2025,6 @@
           </w:tcPr>
           <w:p>
             <w:r>
-              <w:t>Much faster</w:t>
-            </w:r>
-          </w:p>
-        </w:tc>
-        <w:tc>
-          <w:tcPr>
-            <w:tcW w:w="0" w:type="auto"/>
-            <w:vAlign w:val="center"/>
-            <w:hideMark/>
-          </w:tcPr>
-          <w:p>
-            <w:r>
               <w:t>efficient partition</w:t>
             </w:r>
           </w:p>
@@ -1854,7 +2062,7 @@
     </w:p>
     <w:p>
       <w:r>
-        <w:t>8 Selection Sort</w:t>
+        <w:t>Selection Sort</w:t>
       </w:r>
     </w:p>
     <w:p>
@@ -1865,6 +2073,72 @@
     <w:p>
       <w:r>
         <w:t>Selection sort repeatedly selects the smallest element from the unsorted portion and places it at the correct position.</w:t>
+      </w:r>
+    </w:p>
+    <w:p/>
+    <w:p>
+      <w:r>
+        <w:t xml:space="preserve">Algorithms </w:t>
+      </w:r>
+    </w:p>
+    <w:p>
+      <w:pPr>
+        <w:pStyle w:val="ListParagraph"/>
+        <w:numPr>
+          <w:ilvl w:val="0"/>
+          <w:numId w:val="34"/>
+        </w:numPr>
+      </w:pPr>
+      <w:r>
+        <w:t xml:space="preserve">Start the index 0. </w:t>
+      </w:r>
+    </w:p>
+    <w:p>
+      <w:pPr>
+        <w:pStyle w:val="ListParagraph"/>
+        <w:numPr>
+          <w:ilvl w:val="0"/>
+          <w:numId w:val="34"/>
+        </w:numPr>
+      </w:pPr>
+      <w:r>
+        <w:t xml:space="preserve">Find the smallest element in remaining array. </w:t>
+      </w:r>
+    </w:p>
+    <w:p>
+      <w:pPr>
+        <w:pStyle w:val="ListParagraph"/>
+        <w:numPr>
+          <w:ilvl w:val="0"/>
+          <w:numId w:val="34"/>
+        </w:numPr>
+      </w:pPr>
+      <w:r>
+        <w:t xml:space="preserve">Swap with current index. </w:t>
+      </w:r>
+    </w:p>
+    <w:p>
+      <w:pPr>
+        <w:pStyle w:val="ListParagraph"/>
+        <w:numPr>
+          <w:ilvl w:val="0"/>
+          <w:numId w:val="34"/>
+        </w:numPr>
+      </w:pPr>
+      <w:r>
+        <w:t xml:space="preserve">Move to next index </w:t>
+      </w:r>
+    </w:p>
+    <w:p>
+      <w:pPr>
+        <w:pStyle w:val="ListParagraph"/>
+        <w:numPr>
+          <w:ilvl w:val="0"/>
+          <w:numId w:val="34"/>
+        </w:numPr>
+      </w:pPr>
+      <w:r>
+        <w:t xml:space="preserve">Repeat until array sorted. </w:t>
       </w:r>
     </w:p>
     <w:p>
@@ -1885,7 +2159,17 @@
       </w:r>
       <w:r>
         <w:br/>
-        <w:t>64 25 12 22 11</w:t>
+      </w:r>
+      <w:r>
+        <w:t xml:space="preserve">     </w:t>
+      </w:r>
+      <w:proofErr w:type="gramStart"/>
+      <w:r>
+        <w:t xml:space="preserve">   [</w:t>
+      </w:r>
+      <w:proofErr w:type="gramEnd"/>
+      <w:r>
+        <w:t>5,2,9,1]</w:t>
       </w:r>
     </w:p>
     <w:p>
@@ -1894,8 +2178,13 @@
       </w:r>
     </w:p>
     <w:p>
-      <w:r>
-        <w:t>11 25 12 22 64</w:t>
+      <w:proofErr w:type="gramStart"/>
+      <w:r>
+        <w:t>Step :</w:t>
+      </w:r>
+      <w:proofErr w:type="gramEnd"/>
+      <w:r>
+        <w:t xml:space="preserve"> [1,2,9,5]</w:t>
       </w:r>
     </w:p>
     <w:p>
@@ -1904,10 +2193,32 @@
       </w:r>
     </w:p>
     <w:p>
-      <w:r>
-        <w:t>11 12 25 22 64</w:t>
-      </w:r>
-    </w:p>
+      <w:proofErr w:type="gramStart"/>
+      <w:r>
+        <w:t>Step :</w:t>
+      </w:r>
+      <w:proofErr w:type="gramEnd"/>
+      <w:r>
+        <w:t xml:space="preserve"> [1,2,9,5]</w:t>
+      </w:r>
+    </w:p>
+    <w:p>
+      <w:r>
+        <w:lastRenderedPageBreak/>
+        <w:t>Pass 3:</w:t>
+      </w:r>
+    </w:p>
+    <w:p>
+      <w:proofErr w:type="gramStart"/>
+      <w:r>
+        <w:t>Step :</w:t>
+      </w:r>
+      <w:proofErr w:type="gramEnd"/>
+      <w:r>
+        <w:t xml:space="preserve"> [1,2,5,9]</w:t>
+      </w:r>
+    </w:p>
+    <w:p/>
     <w:p>
       <w:r>
         <w:pict w14:anchorId="4664C7F7">
@@ -1944,296 +2255,293 @@
     </w:p>
     <w:p>
       <w:r>
+        <w:t>9 Selection Sort Java Example</w:t>
+      </w:r>
+    </w:p>
+    <w:p>
+      <w:r>
+        <w:t xml:space="preserve">import </w:t>
+      </w:r>
+      <w:proofErr w:type="spellStart"/>
+      <w:r>
+        <w:t>java.util</w:t>
+      </w:r>
+      <w:proofErr w:type="spellEnd"/>
+      <w:r>
+        <w:t>.*;</w:t>
+      </w:r>
+      <w:r>
+        <w:br/>
+      </w:r>
+      <w:r>
+        <w:br/>
+        <w:t xml:space="preserve">public class </w:t>
+      </w:r>
+      <w:proofErr w:type="spellStart"/>
+      <w:r>
+        <w:t>SelectionSortExample</w:t>
+      </w:r>
+      <w:proofErr w:type="spellEnd"/>
+      <w:r>
+        <w:t xml:space="preserve"> {</w:t>
+      </w:r>
+      <w:r>
+        <w:br/>
+      </w:r>
+      <w:r>
+        <w:br/>
+        <w:t xml:space="preserve">    public static void </w:t>
+      </w:r>
+      <w:proofErr w:type="spellStart"/>
+      <w:r>
+        <w:t>selectionSort</w:t>
+      </w:r>
+      <w:proofErr w:type="spellEnd"/>
+      <w:r>
+        <w:t xml:space="preserve">(int </w:t>
+      </w:r>
+      <w:proofErr w:type="spellStart"/>
+      <w:r>
+        <w:t>arr</w:t>
+      </w:r>
+      <w:proofErr w:type="spellEnd"/>
+      <w:r>
+        <w:t>[]) {</w:t>
+      </w:r>
+      <w:r>
+        <w:br/>
+      </w:r>
+      <w:r>
+        <w:br/>
+        <w:t xml:space="preserve">        int n = </w:t>
+      </w:r>
+      <w:proofErr w:type="spellStart"/>
+      <w:r>
+        <w:t>arr.length</w:t>
+      </w:r>
+      <w:proofErr w:type="spellEnd"/>
+      <w:r>
+        <w:t>;</w:t>
+      </w:r>
+      <w:r>
+        <w:br/>
+      </w:r>
+      <w:r>
+        <w:br/>
+        <w:t xml:space="preserve">        for(int </w:t>
+      </w:r>
+      <w:proofErr w:type="spellStart"/>
+      <w:r>
+        <w:t>i</w:t>
+      </w:r>
+      <w:proofErr w:type="spellEnd"/>
+      <w:r>
+        <w:t>=0;i&lt;n-1;i++){</w:t>
+      </w:r>
+      <w:r>
+        <w:br/>
+      </w:r>
+      <w:r>
+        <w:br/>
+        <w:t xml:space="preserve">            int </w:t>
+      </w:r>
+      <w:proofErr w:type="spellStart"/>
+      <w:r>
+        <w:t>minIndex</w:t>
+      </w:r>
+      <w:proofErr w:type="spellEnd"/>
+      <w:r>
+        <w:t>=</w:t>
+      </w:r>
+      <w:proofErr w:type="spellStart"/>
+      <w:r>
+        <w:t>i</w:t>
+      </w:r>
+      <w:proofErr w:type="spellEnd"/>
+      <w:r>
+        <w:t>;</w:t>
+      </w:r>
+      <w:r>
+        <w:br/>
+      </w:r>
+      <w:r>
+        <w:br/>
+        <w:t xml:space="preserve">            for(int j=i+1;j&lt;</w:t>
+      </w:r>
+      <w:proofErr w:type="spellStart"/>
+      <w:r>
+        <w:t>n;j</w:t>
+      </w:r>
+      <w:proofErr w:type="spellEnd"/>
+      <w:r>
+        <w:t>++){</w:t>
+      </w:r>
+      <w:r>
+        <w:br/>
+        <w:t xml:space="preserve">                if(</w:t>
+      </w:r>
+      <w:proofErr w:type="spellStart"/>
+      <w:r>
+        <w:t>arr</w:t>
+      </w:r>
+      <w:proofErr w:type="spellEnd"/>
+      <w:r>
+        <w:t xml:space="preserve">[j] &lt; </w:t>
+      </w:r>
+      <w:proofErr w:type="spellStart"/>
+      <w:r>
+        <w:t>arr</w:t>
+      </w:r>
+      <w:proofErr w:type="spellEnd"/>
+      <w:r>
+        <w:t>[</w:t>
+      </w:r>
+      <w:proofErr w:type="spellStart"/>
+      <w:r>
+        <w:t>minIndex</w:t>
+      </w:r>
+      <w:proofErr w:type="spellEnd"/>
+      <w:r>
+        <w:t>])</w:t>
+      </w:r>
+      <w:r>
+        <w:br/>
+        <w:t xml:space="preserve">                    </w:t>
+      </w:r>
+      <w:proofErr w:type="spellStart"/>
+      <w:r>
+        <w:t>minIndex</w:t>
+      </w:r>
+      <w:proofErr w:type="spellEnd"/>
+      <w:r>
+        <w:t>=j;</w:t>
+      </w:r>
+      <w:r>
+        <w:br/>
+        <w:t xml:space="preserve">            }</w:t>
+      </w:r>
+      <w:r>
+        <w:br/>
+      </w:r>
+      <w:r>
+        <w:br/>
+        <w:t xml:space="preserve">            int temp=</w:t>
+      </w:r>
+      <w:proofErr w:type="spellStart"/>
+      <w:r>
+        <w:t>arr</w:t>
+      </w:r>
+      <w:proofErr w:type="spellEnd"/>
+      <w:r>
+        <w:t>[</w:t>
+      </w:r>
+      <w:proofErr w:type="spellStart"/>
+      <w:r>
+        <w:t>minIndex</w:t>
+      </w:r>
+      <w:proofErr w:type="spellEnd"/>
+      <w:r>
+        <w:t>];</w:t>
+      </w:r>
+      <w:r>
+        <w:br/>
+        <w:t xml:space="preserve">            </w:t>
+      </w:r>
+      <w:proofErr w:type="spellStart"/>
+      <w:r>
+        <w:t>arr</w:t>
+      </w:r>
+      <w:proofErr w:type="spellEnd"/>
+      <w:r>
+        <w:t>[</w:t>
+      </w:r>
+      <w:proofErr w:type="spellStart"/>
+      <w:r>
+        <w:t>minIndex</w:t>
+      </w:r>
+      <w:proofErr w:type="spellEnd"/>
+      <w:r>
+        <w:t>]=</w:t>
+      </w:r>
+      <w:proofErr w:type="spellStart"/>
+      <w:r>
+        <w:t>arr</w:t>
+      </w:r>
+      <w:proofErr w:type="spellEnd"/>
+      <w:r>
+        <w:t>[</w:t>
+      </w:r>
+      <w:proofErr w:type="spellStart"/>
+      <w:r>
+        <w:t>i</w:t>
+      </w:r>
+      <w:proofErr w:type="spellEnd"/>
+      <w:r>
+        <w:t>];</w:t>
+      </w:r>
+      <w:r>
+        <w:br/>
+        <w:t xml:space="preserve">            </w:t>
+      </w:r>
+      <w:proofErr w:type="spellStart"/>
+      <w:r>
+        <w:t>arr</w:t>
+      </w:r>
+      <w:proofErr w:type="spellEnd"/>
+      <w:r>
+        <w:t>[</w:t>
+      </w:r>
+      <w:proofErr w:type="spellStart"/>
+      <w:r>
+        <w:t>i</w:t>
+      </w:r>
+      <w:proofErr w:type="spellEnd"/>
+      <w:r>
+        <w:t>]=temp;</w:t>
+      </w:r>
+      <w:r>
+        <w:br/>
+        <w:t xml:space="preserve">        }</w:t>
+      </w:r>
+      <w:r>
+        <w:br/>
+        <w:t xml:space="preserve">    }</w:t>
+      </w:r>
+      <w:r>
+        <w:br/>
+      </w:r>
+      <w:r>
+        <w:br/>
+        <w:t xml:space="preserve">    public static void main(String[] </w:t>
+      </w:r>
+      <w:proofErr w:type="spellStart"/>
+      <w:r>
+        <w:t>args</w:t>
+      </w:r>
+      <w:proofErr w:type="spellEnd"/>
+      <w:r>
+        <w:t>) {</w:t>
+      </w:r>
+      <w:r>
+        <w:br/>
+      </w:r>
+      <w:r>
+        <w:br/>
+        <w:t xml:space="preserve">        int </w:t>
+      </w:r>
+      <w:proofErr w:type="spellStart"/>
+      <w:r>
+        <w:t>arr</w:t>
+      </w:r>
+      <w:proofErr w:type="spellEnd"/>
+      <w:r>
+        <w:t>[]={64,25,12,22,11};</w:t>
+      </w:r>
+      <w:r>
+        <w:br/>
+      </w:r>
+      <w:r>
         <w:lastRenderedPageBreak/>
-        <w:t>9 Selection Sort Java Example</w:t>
-      </w:r>
-    </w:p>
-    <w:p>
-      <w:r>
-        <w:t xml:space="preserve">import </w:t>
-      </w:r>
-      <w:proofErr w:type="spellStart"/>
-      <w:r>
-        <w:t>java.util</w:t>
-      </w:r>
-      <w:proofErr w:type="spellEnd"/>
-      <w:r>
-        <w:t>.*;</w:t>
-      </w:r>
-      <w:r>
-        <w:br/>
-      </w:r>
-      <w:r>
-        <w:br/>
-        <w:t xml:space="preserve">public class </w:t>
-      </w:r>
-      <w:proofErr w:type="spellStart"/>
-      <w:r>
-        <w:t>SelectionSortExample</w:t>
-      </w:r>
-      <w:proofErr w:type="spellEnd"/>
-      <w:r>
-        <w:t xml:space="preserve"> {</w:t>
-      </w:r>
-      <w:r>
-        <w:br/>
-      </w:r>
-      <w:r>
-        <w:br/>
-        <w:t xml:space="preserve">    public static void </w:t>
-      </w:r>
-      <w:proofErr w:type="spellStart"/>
-      <w:r>
-        <w:t>selectionSort</w:t>
-      </w:r>
-      <w:proofErr w:type="spellEnd"/>
-      <w:r>
-        <w:t xml:space="preserve">(int </w:t>
-      </w:r>
-      <w:proofErr w:type="spellStart"/>
-      <w:r>
-        <w:t>arr</w:t>
-      </w:r>
-      <w:proofErr w:type="spellEnd"/>
-      <w:r>
-        <w:t>[]) {</w:t>
-      </w:r>
-      <w:r>
-        <w:br/>
-      </w:r>
-      <w:r>
-        <w:br/>
-        <w:t xml:space="preserve">        int n = </w:t>
-      </w:r>
-      <w:proofErr w:type="spellStart"/>
-      <w:r>
-        <w:t>arr.length</w:t>
-      </w:r>
-      <w:proofErr w:type="spellEnd"/>
-      <w:r>
-        <w:t>;</w:t>
-      </w:r>
-      <w:r>
-        <w:br/>
-      </w:r>
-      <w:r>
-        <w:br/>
-        <w:t xml:space="preserve">        for(int </w:t>
-      </w:r>
-      <w:proofErr w:type="spellStart"/>
-      <w:r>
-        <w:t>i</w:t>
-      </w:r>
-      <w:proofErr w:type="spellEnd"/>
-      <w:r>
-        <w:t>=0;i&lt;n-1;i++){</w:t>
-      </w:r>
-      <w:r>
-        <w:br/>
-      </w:r>
-      <w:r>
-        <w:br/>
-        <w:t xml:space="preserve">            int </w:t>
-      </w:r>
-      <w:proofErr w:type="spellStart"/>
-      <w:r>
-        <w:t>minIndex</w:t>
-      </w:r>
-      <w:proofErr w:type="spellEnd"/>
-      <w:r>
-        <w:t>=</w:t>
-      </w:r>
-      <w:proofErr w:type="spellStart"/>
-      <w:r>
-        <w:t>i</w:t>
-      </w:r>
-      <w:proofErr w:type="spellEnd"/>
-      <w:r>
-        <w:t>;</w:t>
-      </w:r>
-      <w:r>
-        <w:br/>
-      </w:r>
-      <w:r>
-        <w:br/>
-        <w:t xml:space="preserve">            for(int j=i+1;j&lt;</w:t>
-      </w:r>
-      <w:proofErr w:type="spellStart"/>
-      <w:r>
-        <w:t>n;j</w:t>
-      </w:r>
-      <w:proofErr w:type="spellEnd"/>
-      <w:r>
-        <w:t>++){</w:t>
-      </w:r>
-      <w:r>
-        <w:br/>
-      </w:r>
-      <w:r>
-        <w:br/>
-        <w:t xml:space="preserve">                if(</w:t>
-      </w:r>
-      <w:proofErr w:type="spellStart"/>
-      <w:r>
-        <w:t>arr</w:t>
-      </w:r>
-      <w:proofErr w:type="spellEnd"/>
-      <w:r>
-        <w:t xml:space="preserve">[j] &lt; </w:t>
-      </w:r>
-      <w:proofErr w:type="spellStart"/>
-      <w:r>
-        <w:t>arr</w:t>
-      </w:r>
-      <w:proofErr w:type="spellEnd"/>
-      <w:r>
-        <w:t>[</w:t>
-      </w:r>
-      <w:proofErr w:type="spellStart"/>
-      <w:r>
-        <w:t>minIndex</w:t>
-      </w:r>
-      <w:proofErr w:type="spellEnd"/>
-      <w:r>
-        <w:t>])</w:t>
-      </w:r>
-      <w:r>
-        <w:br/>
-        <w:t xml:space="preserve">                    </w:t>
-      </w:r>
-      <w:proofErr w:type="spellStart"/>
-      <w:r>
-        <w:t>minIndex</w:t>
-      </w:r>
-      <w:proofErr w:type="spellEnd"/>
-      <w:r>
-        <w:t>=j;</w:t>
-      </w:r>
-      <w:r>
-        <w:br/>
-        <w:t xml:space="preserve">            }</w:t>
-      </w:r>
-      <w:r>
-        <w:br/>
-      </w:r>
-      <w:r>
-        <w:br/>
-        <w:t xml:space="preserve">            int temp=</w:t>
-      </w:r>
-      <w:proofErr w:type="spellStart"/>
-      <w:r>
-        <w:t>arr</w:t>
-      </w:r>
-      <w:proofErr w:type="spellEnd"/>
-      <w:r>
-        <w:t>[</w:t>
-      </w:r>
-      <w:proofErr w:type="spellStart"/>
-      <w:r>
-        <w:t>minIndex</w:t>
-      </w:r>
-      <w:proofErr w:type="spellEnd"/>
-      <w:r>
-        <w:t>];</w:t>
-      </w:r>
-      <w:r>
-        <w:br/>
-        <w:t xml:space="preserve">            </w:t>
-      </w:r>
-      <w:proofErr w:type="spellStart"/>
-      <w:r>
-        <w:t>arr</w:t>
-      </w:r>
-      <w:proofErr w:type="spellEnd"/>
-      <w:r>
-        <w:t>[</w:t>
-      </w:r>
-      <w:proofErr w:type="spellStart"/>
-      <w:r>
-        <w:t>minIndex</w:t>
-      </w:r>
-      <w:proofErr w:type="spellEnd"/>
-      <w:r>
-        <w:t>]=</w:t>
-      </w:r>
-      <w:proofErr w:type="spellStart"/>
-      <w:r>
-        <w:t>arr</w:t>
-      </w:r>
-      <w:proofErr w:type="spellEnd"/>
-      <w:r>
-        <w:t>[</w:t>
-      </w:r>
-      <w:proofErr w:type="spellStart"/>
-      <w:r>
-        <w:t>i</w:t>
-      </w:r>
-      <w:proofErr w:type="spellEnd"/>
-      <w:r>
-        <w:t>];</w:t>
-      </w:r>
-      <w:r>
-        <w:br/>
-        <w:t xml:space="preserve">            </w:t>
-      </w:r>
-      <w:proofErr w:type="spellStart"/>
-      <w:r>
-        <w:t>arr</w:t>
-      </w:r>
-      <w:proofErr w:type="spellEnd"/>
-      <w:r>
-        <w:t>[</w:t>
-      </w:r>
-      <w:proofErr w:type="spellStart"/>
-      <w:r>
-        <w:t>i</w:t>
-      </w:r>
-      <w:proofErr w:type="spellEnd"/>
-      <w:r>
-        <w:t>]=temp;</w:t>
-      </w:r>
-      <w:r>
-        <w:br/>
-        <w:t xml:space="preserve">        }</w:t>
-      </w:r>
-      <w:r>
-        <w:br/>
-        <w:t xml:space="preserve">    }</w:t>
-      </w:r>
-      <w:r>
-        <w:br/>
-      </w:r>
-      <w:r>
-        <w:br/>
-        <w:t xml:space="preserve">    public static void main(String[] </w:t>
-      </w:r>
-      <w:proofErr w:type="spellStart"/>
-      <w:r>
-        <w:t>args</w:t>
-      </w:r>
-      <w:proofErr w:type="spellEnd"/>
-      <w:r>
-        <w:t>) {</w:t>
-      </w:r>
-      <w:r>
-        <w:br/>
-      </w:r>
-      <w:r>
-        <w:br/>
-        <w:t xml:space="preserve">        int </w:t>
-      </w:r>
-      <w:proofErr w:type="spellStart"/>
-      <w:r>
-        <w:t>arr</w:t>
-      </w:r>
-      <w:proofErr w:type="spellEnd"/>
-      <w:r>
-        <w:t>[]={64,25,12,22,11};</w:t>
-      </w:r>
-      <w:r>
-        <w:br/>
-      </w:r>
-      <w:r>
         <w:br/>
         <w:t xml:space="preserve">        </w:t>
       </w:r>
@@ -2330,7 +2638,6 @@
           </w:tcPr>
           <w:p>
             <w:r>
-              <w:lastRenderedPageBreak/>
               <w:t>Case</w:t>
             </w:r>
           </w:p>
@@ -2579,7 +2886,10 @@
           </w:tcPr>
           <w:p>
             <w:r>
-              <w:t>slower</w:t>
+              <w:t>S</w:t>
+            </w:r>
+            <w:r>
+              <w:t>lower</w:t>
             </w:r>
           </w:p>
         </w:tc>
@@ -2662,9 +2972,13 @@
         </w:pict>
       </w:r>
     </w:p>
-    <w:p>
-      <w:r>
-        <w:t>12 Insertion Sort</w:t>
+    <w:p/>
+    <w:p/>
+    <w:p/>
+    <w:p>
+      <w:r>
+        <w:lastRenderedPageBreak/>
+        <w:t>Insertion Sort</w:t>
       </w:r>
     </w:p>
     <w:p>
@@ -2706,51 +3020,117 @@
         </w:pict>
       </w:r>
     </w:p>
-    <w:p>
-      <w:r>
-        <w:t>Example</w:t>
-      </w:r>
-    </w:p>
-    <w:p>
-      <w:r>
-        <w:lastRenderedPageBreak/>
-        <w:t>Input</w:t>
-      </w:r>
-      <w:r>
-        <w:br/>
-        <w:t>8 3 5 2</w:t>
-      </w:r>
-    </w:p>
-    <w:p>
-      <w:r>
-        <w:t>Pass 1</w:t>
-      </w:r>
-    </w:p>
-    <w:p>
-      <w:r>
-        <w:t>3 8 5 2</w:t>
-      </w:r>
-    </w:p>
-    <w:p>
-      <w:r>
-        <w:t>Pass 2</w:t>
-      </w:r>
-    </w:p>
-    <w:p>
-      <w:r>
-        <w:t>3 5 8 2</w:t>
-      </w:r>
-    </w:p>
-    <w:p>
-      <w:r>
-        <w:t>Pass 3</w:t>
-      </w:r>
-    </w:p>
-    <w:p>
-      <w:r>
-        <w:t>2 3 5 8</w:t>
-      </w:r>
-    </w:p>
+    <w:p/>
+    <w:p>
+      <w:r>
+        <w:t xml:space="preserve">Algorithms </w:t>
+      </w:r>
+    </w:p>
+    <w:p>
+      <w:pPr>
+        <w:pStyle w:val="ListParagraph"/>
+        <w:numPr>
+          <w:ilvl w:val="0"/>
+          <w:numId w:val="36"/>
+        </w:numPr>
+      </w:pPr>
+      <w:r>
+        <w:t xml:space="preserve">Assume first element is sorted. </w:t>
+      </w:r>
+    </w:p>
+    <w:p>
+      <w:pPr>
+        <w:pStyle w:val="ListParagraph"/>
+        <w:numPr>
+          <w:ilvl w:val="0"/>
+          <w:numId w:val="36"/>
+        </w:numPr>
+      </w:pPr>
+      <w:r>
+        <w:t xml:space="preserve">Take next element </w:t>
+      </w:r>
+    </w:p>
+    <w:p>
+      <w:pPr>
+        <w:pStyle w:val="ListParagraph"/>
+        <w:numPr>
+          <w:ilvl w:val="0"/>
+          <w:numId w:val="36"/>
+        </w:numPr>
+      </w:pPr>
+      <w:r>
+        <w:t xml:space="preserve">Compare with sorted part. </w:t>
+      </w:r>
+    </w:p>
+    <w:p>
+      <w:pPr>
+        <w:pStyle w:val="ListParagraph"/>
+        <w:numPr>
+          <w:ilvl w:val="0"/>
+          <w:numId w:val="36"/>
+        </w:numPr>
+      </w:pPr>
+      <w:r>
+        <w:t xml:space="preserve">Shift element to right </w:t>
+      </w:r>
+    </w:p>
+    <w:p>
+      <w:pPr>
+        <w:pStyle w:val="ListParagraph"/>
+        <w:numPr>
+          <w:ilvl w:val="0"/>
+          <w:numId w:val="36"/>
+        </w:numPr>
+      </w:pPr>
+      <w:r>
+        <w:t xml:space="preserve">Insert art correct position </w:t>
+      </w:r>
+    </w:p>
+    <w:p>
+      <w:pPr>
+        <w:pStyle w:val="ListParagraph"/>
+        <w:numPr>
+          <w:ilvl w:val="0"/>
+          <w:numId w:val="36"/>
+        </w:numPr>
+      </w:pPr>
+      <w:r>
+        <w:t xml:space="preserve">Repeat till all element sorted. </w:t>
+      </w:r>
+    </w:p>
+    <w:p/>
+    <w:p>
+      <w:proofErr w:type="gramStart"/>
+      <w:r>
+        <w:t>Input :</w:t>
+      </w:r>
+      <w:proofErr w:type="gramEnd"/>
+      <w:r>
+        <w:t xml:space="preserve"> [5,2,9,1]</w:t>
+      </w:r>
+    </w:p>
+    <w:p/>
+    <w:p>
+      <w:r>
+        <w:t>[5]</w:t>
+      </w:r>
+    </w:p>
+    <w:p>
+      <w:r>
+        <w:t>[2,5]</w:t>
+      </w:r>
+    </w:p>
+    <w:p>
+      <w:r>
+        <w:t>[2,5,9]</w:t>
+      </w:r>
+    </w:p>
+    <w:p>
+      <w:r>
+        <w:t>[1,2,5,9]</w:t>
+      </w:r>
+    </w:p>
+    <w:p/>
     <w:p>
       <w:r>
         <w:pict w14:anchorId="4986EC4F">
@@ -2798,6 +3178,7 @@
         </w:numPr>
       </w:pPr>
       <w:r>
+        <w:lastRenderedPageBreak/>
         <w:t xml:space="preserve">Used internally in Java </w:t>
       </w:r>
       <w:proofErr w:type="spellStart"/>
@@ -2929,6 +3310,9 @@
         <w:t xml:space="preserve">            int j = i-1;</w:t>
       </w:r>
       <w:r>
+        <w:tab/>
+      </w:r>
+      <w:r>
         <w:br/>
       </w:r>
       <w:r>
@@ -2945,9 +3329,6 @@
       </w:r>
       <w:r>
         <w:br/>
-      </w:r>
-      <w:r>
-        <w:br/>
         <w:t xml:space="preserve">                </w:t>
       </w:r>
       <w:proofErr w:type="spellStart"/>
@@ -2972,9 +3353,6 @@
       </w:r>
       <w:r>
         <w:br/>
-      </w:r>
-      <w:r>
-        <w:lastRenderedPageBreak/>
         <w:t xml:space="preserve">            }</w:t>
       </w:r>
       <w:r>
@@ -3092,13 +3470,13 @@
     <w:p>
       <w:r>
         <w:pict w14:anchorId="06DAED87">
-          <v:rect id="_x0000_i1053" style="width:0;height:1.5pt" o:hralign="center" o:hrstd="t" o:hr="t" fillcolor="#a0a0a0" stroked="f"/>
+          <v:rect id="_x0000_i1068" style="width:0;height:1.5pt" o:hralign="center" o:bullet="t" o:hrstd="t" o:hr="t" fillcolor="#a0a0a0" stroked="f"/>
         </w:pict>
       </w:r>
     </w:p>
     <w:p>
       <w:r>
-        <w:t>14 Insertion Sort Complexity</w:t>
+        <w:t>Insertion Sort Complexity</w:t>
       </w:r>
     </w:p>
     <w:tbl>
@@ -3130,6 +3508,7 @@
           </w:tcPr>
           <w:p>
             <w:r>
+              <w:lastRenderedPageBreak/>
               <w:t>Case</w:t>
             </w:r>
           </w:p>
@@ -3317,7 +3696,7 @@
     </w:p>
     <w:p>
       <w:r>
-        <w:t>15 Merge Sort</w:t>
+        <w:t>Merge Sort</w:t>
       </w:r>
     </w:p>
     <w:p>
@@ -3330,14 +3709,174 @@
         <w:t>Merge Sort uses Divide and Conquer.</w:t>
       </w:r>
     </w:p>
+    <w:p/>
+    <w:p>
+      <w:r>
+        <w:t xml:space="preserve">Algorithms </w:t>
+      </w:r>
+    </w:p>
+    <w:p>
+      <w:pPr>
+        <w:pStyle w:val="ListParagraph"/>
+        <w:numPr>
+          <w:ilvl w:val="0"/>
+          <w:numId w:val="37"/>
+        </w:numPr>
+      </w:pPr>
+      <w:r>
+        <w:t xml:space="preserve">Divide array into halves </w:t>
+      </w:r>
+    </w:p>
+    <w:p>
+      <w:pPr>
+        <w:pStyle w:val="ListParagraph"/>
+        <w:numPr>
+          <w:ilvl w:val="0"/>
+          <w:numId w:val="37"/>
+        </w:numPr>
+      </w:pPr>
+      <w:r>
+        <w:t>Recursively sort each half</w:t>
+      </w:r>
+    </w:p>
+    <w:p>
+      <w:pPr>
+        <w:pStyle w:val="ListParagraph"/>
+        <w:numPr>
+          <w:ilvl w:val="0"/>
+          <w:numId w:val="37"/>
+        </w:numPr>
+      </w:pPr>
+      <w:r>
+        <w:t xml:space="preserve">Merge sorted halves </w:t>
+      </w:r>
+    </w:p>
+    <w:p>
+      <w:pPr>
+        <w:pStyle w:val="ListParagraph"/>
+        <w:numPr>
+          <w:ilvl w:val="0"/>
+          <w:numId w:val="37"/>
+        </w:numPr>
+      </w:pPr>
+      <w:r>
+        <w:t xml:space="preserve">Repeat until fully sorted. </w:t>
+      </w:r>
+    </w:p>
+    <w:p>
+      <w:pPr>
+        <w:ind w:left="360"/>
+      </w:pPr>
+      <w:proofErr w:type="gramStart"/>
+      <w:r>
+        <w:t>Data :</w:t>
+      </w:r>
+      <w:proofErr w:type="gramEnd"/>
+      <w:r>
+        <w:t xml:space="preserve"> [5,2,9,1]</w:t>
+      </w:r>
+    </w:p>
+    <w:p>
+      <w:pPr>
+        <w:ind w:left="360"/>
+      </w:pPr>
+      <w:proofErr w:type="gramStart"/>
+      <w:r>
+        <w:t>Split :</w:t>
+      </w:r>
+      <w:proofErr w:type="gramEnd"/>
+      <w:r>
+        <w:t xml:space="preserve"> left [5,2], right [9,1]</w:t>
+      </w:r>
+    </w:p>
+    <w:p>
+      <w:pPr>
+        <w:ind w:left="360"/>
+      </w:pPr>
+      <w:r>
+        <w:tab/>
+        <w:t xml:space="preserve">     Left[5</w:t>
+      </w:r>
+      <w:proofErr w:type="gramStart"/>
+      <w:r>
+        <w:t>],right</w:t>
+      </w:r>
+      <w:proofErr w:type="gramEnd"/>
+      <w:r>
+        <w:t>[2</w:t>
+      </w:r>
+      <w:proofErr w:type="gramStart"/>
+      <w:r>
+        <w:t>],left</w:t>
+      </w:r>
+      <w:proofErr w:type="gramEnd"/>
+      <w:r>
+        <w:t>[9</w:t>
+      </w:r>
+      <w:proofErr w:type="gramStart"/>
+      <w:r>
+        <w:t>],right</w:t>
+      </w:r>
+      <w:proofErr w:type="gramEnd"/>
+      <w:r>
+        <w:t>[1]</w:t>
+      </w:r>
+    </w:p>
+    <w:p>
+      <w:pPr>
+        <w:ind w:left="360"/>
+      </w:pPr>
+      <w:proofErr w:type="gramStart"/>
+      <w:r>
+        <w:t>Merge :</w:t>
+      </w:r>
+      <w:proofErr w:type="gramEnd"/>
+      <w:r>
+        <w:t xml:space="preserve"> [2,5]</w:t>
+      </w:r>
+      <w:r>
+        <w:tab/>
+      </w:r>
+      <w:r>
+        <w:tab/>
+        <w:t>[1,9]</w:t>
+      </w:r>
+    </w:p>
+    <w:p>
+      <w:pPr>
+        <w:ind w:left="360"/>
+      </w:pPr>
+      <w:r>
+        <w:t xml:space="preserve">Final </w:t>
+      </w:r>
+      <w:proofErr w:type="gramStart"/>
+      <w:r>
+        <w:t>merge :</w:t>
+      </w:r>
+      <w:proofErr w:type="gramEnd"/>
+      <w:r>
+        <w:t xml:space="preserve"> [1,2,5,9]</w:t>
+      </w:r>
+    </w:p>
+    <w:p>
+      <w:pPr>
+        <w:ind w:left="360"/>
+      </w:pPr>
+      <w:r>
+        <w:tab/>
+      </w:r>
+      <w:r>
+        <w:tab/>
+      </w:r>
+    </w:p>
+    <w:p>
+      <w:r>
+        <w:t>Steps</w:t>
+      </w:r>
+    </w:p>
     <w:p>
       <w:r>
         <w:lastRenderedPageBreak/>
-        <w:t>Steps</w:t>
-      </w:r>
-    </w:p>
-    <w:p>
-      <w:r>
         <w:t>1 Divide array into halves</w:t>
       </w:r>
       <w:r>
@@ -3511,36 +4050,36 @@
     </w:p>
     <w:p>
       <w:r>
+        <w:t xml:space="preserve">import </w:t>
+      </w:r>
+      <w:proofErr w:type="spellStart"/>
+      <w:r>
+        <w:t>java.util</w:t>
+      </w:r>
+      <w:proofErr w:type="spellEnd"/>
+      <w:r>
+        <w:t>.*;</w:t>
+      </w:r>
+      <w:r>
+        <w:br/>
+      </w:r>
+      <w:r>
+        <w:br/>
+        <w:t xml:space="preserve">public class </w:t>
+      </w:r>
+      <w:proofErr w:type="spellStart"/>
+      <w:r>
+        <w:t>MergeSortExample</w:t>
+      </w:r>
+      <w:proofErr w:type="spellEnd"/>
+      <w:r>
+        <w:t xml:space="preserve"> {</w:t>
+      </w:r>
+      <w:r>
+        <w:br/>
+      </w:r>
+      <w:r>
         <w:lastRenderedPageBreak/>
-        <w:t xml:space="preserve">import </w:t>
-      </w:r>
-      <w:proofErr w:type="spellStart"/>
-      <w:r>
-        <w:t>java.util</w:t>
-      </w:r>
-      <w:proofErr w:type="spellEnd"/>
-      <w:r>
-        <w:t>.*;</w:t>
-      </w:r>
-      <w:r>
-        <w:br/>
-      </w:r>
-      <w:r>
-        <w:br/>
-        <w:t xml:space="preserve">public class </w:t>
-      </w:r>
-      <w:proofErr w:type="spellStart"/>
-      <w:r>
-        <w:t>MergeSortExample</w:t>
-      </w:r>
-      <w:proofErr w:type="spellEnd"/>
-      <w:r>
-        <w:t xml:space="preserve"> {</w:t>
-      </w:r>
-      <w:r>
-        <w:br/>
-      </w:r>
-      <w:r>
         <w:br/>
         <w:t xml:space="preserve">    static void merge(int </w:t>
       </w:r>
@@ -3853,44 +4392,44 @@
       </w:r>
       <w:r>
         <w:br/>
+        <w:t xml:space="preserve">            </w:t>
+      </w:r>
+      <w:proofErr w:type="spellStart"/>
+      <w:r>
+        <w:t>mergeSort</w:t>
+      </w:r>
+      <w:proofErr w:type="spellEnd"/>
+      <w:r>
+        <w:t>(</w:t>
+      </w:r>
+      <w:proofErr w:type="spellStart"/>
+      <w:r>
+        <w:t>arr,l,m</w:t>
+      </w:r>
+      <w:proofErr w:type="spellEnd"/>
+      <w:r>
+        <w:t>);</w:t>
+      </w:r>
+      <w:r>
+        <w:br/>
+        <w:t xml:space="preserve">            </w:t>
+      </w:r>
+      <w:proofErr w:type="spellStart"/>
+      <w:r>
+        <w:t>mergeSort</w:t>
+      </w:r>
+      <w:proofErr w:type="spellEnd"/>
+      <w:r>
+        <w:t>(arr,m+1,r);</w:t>
+      </w:r>
+      <w:r>
+        <w:br/>
+      </w:r>
+      <w:r>
+        <w:br/>
       </w:r>
       <w:r>
         <w:lastRenderedPageBreak/>
-        <w:t xml:space="preserve">            </w:t>
-      </w:r>
-      <w:proofErr w:type="spellStart"/>
-      <w:r>
-        <w:t>mergeSort</w:t>
-      </w:r>
-      <w:proofErr w:type="spellEnd"/>
-      <w:r>
-        <w:t>(</w:t>
-      </w:r>
-      <w:proofErr w:type="spellStart"/>
-      <w:r>
-        <w:t>arr,l,m</w:t>
-      </w:r>
-      <w:proofErr w:type="spellEnd"/>
-      <w:r>
-        <w:t>);</w:t>
-      </w:r>
-      <w:r>
-        <w:br/>
-        <w:t xml:space="preserve">            </w:t>
-      </w:r>
-      <w:proofErr w:type="spellStart"/>
-      <w:r>
-        <w:t>mergeSort</w:t>
-      </w:r>
-      <w:proofErr w:type="spellEnd"/>
-      <w:r>
-        <w:t>(arr,m+1,r);</w:t>
-      </w:r>
-      <w:r>
-        <w:br/>
-      </w:r>
-      <w:r>
-        <w:br/>
         <w:t xml:space="preserve">            merge(</w:t>
       </w:r>
       <w:proofErr w:type="spellStart"/>
@@ -4238,17 +4777,17 @@
     </w:p>
     <w:p>
       <w:r>
+        <w:t>Quick sort selects a pivot element and partitions the array.</w:t>
+      </w:r>
+    </w:p>
+    <w:p>
+      <w:r>
+        <w:t>Elements smaller than pivot go to left.</w:t>
+      </w:r>
+    </w:p>
+    <w:p>
+      <w:r>
         <w:lastRenderedPageBreak/>
-        <w:t>Quick sort selects a pivot element and partitions the array.</w:t>
-      </w:r>
-    </w:p>
-    <w:p>
-      <w:r>
-        <w:t>Elements smaller than pivot go to left.</w:t>
-      </w:r>
-    </w:p>
-    <w:p>
-      <w:r>
         <w:t>Elements greater than pivot go to right.</w:t>
       </w:r>
     </w:p>
@@ -4468,38 +5007,36 @@
       </w:r>
       <w:r>
         <w:br/>
+        <w:t xml:space="preserve">            if(</w:t>
+      </w:r>
+      <w:proofErr w:type="spellStart"/>
+      <w:r>
+        <w:t>arr</w:t>
+      </w:r>
+      <w:proofErr w:type="spellEnd"/>
+      <w:r>
+        <w:t>[j]&lt;pivot){</w:t>
+      </w:r>
+      <w:r>
+        <w:br/>
+      </w:r>
+      <w:r>
+        <w:br/>
+        <w:t xml:space="preserve">                </w:t>
+      </w:r>
+      <w:proofErr w:type="spellStart"/>
+      <w:r>
+        <w:t>i</w:t>
+      </w:r>
+      <w:proofErr w:type="spellEnd"/>
+      <w:r>
+        <w:t>++;</w:t>
+      </w:r>
+      <w:r>
+        <w:br/>
       </w:r>
       <w:r>
         <w:lastRenderedPageBreak/>
-        <w:t xml:space="preserve">            if(</w:t>
-      </w:r>
-      <w:proofErr w:type="spellStart"/>
-      <w:r>
-        <w:t>arr</w:t>
-      </w:r>
-      <w:proofErr w:type="spellEnd"/>
-      <w:r>
-        <w:t>[j]&lt;pivot){</w:t>
-      </w:r>
-      <w:r>
-        <w:br/>
-      </w:r>
-      <w:r>
-        <w:br/>
-        <w:t xml:space="preserve">                </w:t>
-      </w:r>
-      <w:proofErr w:type="spellStart"/>
-      <w:r>
-        <w:t>i</w:t>
-      </w:r>
-      <w:proofErr w:type="spellEnd"/>
-      <w:r>
-        <w:t>++;</w:t>
-      </w:r>
-      <w:r>
-        <w:br/>
-      </w:r>
-      <w:r>
         <w:br/>
         <w:t xml:space="preserve">                int temp=</w:t>
       </w:r>
@@ -5595,6 +6132,11 @@
 
 <file path=word/numbering.xml><?xml version="1.0" encoding="utf-8"?>
 <w:numbering xmlns:wpc="http://schemas.microsoft.com/office/word/2010/wordprocessingCanvas" xmlns:cx="http://schemas.microsoft.com/office/drawing/2014/chartex" xmlns:cx1="http://schemas.microsoft.com/office/drawing/2015/9/8/chartex" xmlns:cx2="http://schemas.microsoft.com/office/drawing/2015/10/21/chartex" xmlns:cx3="http://schemas.microsoft.com/office/drawing/2016/5/9/chartex" xmlns:cx4="http://schemas.microsoft.com/office/drawing/2016/5/10/chartex" xmlns:cx5="http://schemas.microsoft.com/office/drawing/2016/5/11/chartex" xmlns:cx6="http://schemas.microsoft.com/office/drawing/2016/5/12/chartex" xmlns:cx7="http://schemas.microsoft.com/office/drawing/2016/5/13/chartex" xmlns:cx8="http://schemas.microsoft.com/office/drawing/2016/5/14/chartex" xmlns:mc="http://schemas.openxmlformats.org/markup-compatibility/2006" xmlns:aink="http://schemas.microsoft.com/office/drawing/2016/ink" xmlns:am3d="http://schemas.microsoft.com/office/drawing/2017/model3d" xmlns:o="urn:schemas-microsoft-com:office:office" xmlns:oel="http://schemas.microsoft.com/office/2019/extlst" xmlns:r="http://schemas.openxmlformats.org/officeDocument/2006/relationships" xmlns:m="http://schemas.openxmlformats.org/officeDocument/2006/math" xmlns:v="urn:schemas-microsoft-com:vml" xmlns:wp14="http://schemas.microsoft.com/office/word/2010/wordprocessingDrawing" xmlns:wp="http://schemas.openxmlformats.org/drawingml/2006/wordprocessingDrawing" xmlns:w10="urn:schemas-microsoft-com:office:word" xmlns:w="http://schemas.openxmlformats.org/wordprocessingml/2006/main" xmlns:w14="http://schemas.microsoft.com/office/word/2010/wordml" xmlns:w15="http://schemas.microsoft.com/office/word/2012/wordml" xmlns:w16cex="http://schemas.microsoft.com/office/word/2018/wordml/cex" xmlns:w16cid="http://schemas.microsoft.com/office/word/2016/wordml/cid" xmlns:w16="http://schemas.microsoft.com/office/word/2018/wordml" xmlns:w16du="http://schemas.microsoft.com/office/word/2023/wordml/word16du" xmlns:w16sdtdh="http://schemas.microsoft.com/office/word/2020/wordml/sdtdatahash" xmlns:w16sdtfl="http://schemas.microsoft.com/office/word/2024/wordml/sdtformatlock" xmlns:w16se="http://schemas.microsoft.com/office/word/2015/wordml/symex" xmlns:wpg="http://schemas.microsoft.com/office/word/2010/wordprocessingGroup" xmlns:wpi="http://schemas.microsoft.com/office/word/2010/wordprocessingInk" xmlns:wne="http://schemas.microsoft.com/office/word/2006/wordml" xmlns:wps="http://schemas.microsoft.com/office/word/2010/wordprocessingShape" mc:Ignorable="w14 w15 w16se w16cid w16 w16cex w16sdtdh w16sdtfl w16du wp14">
+  <w:numPicBullet w:numPicBulletId="0">
+    <w:pict>
+      <v:rect id="_x0000_i1025" style="width:0;height:1.5pt" o:hralign="center" o:bullet="t" o:hrstd="t" o:hr="t" fillcolor="#a0a0a0" stroked="f"/>
+    </w:pict>
+  </w:numPicBullet>
   <w:abstractNum w:abstractNumId="0" w15:restartNumberingAfterBreak="0">
     <w:nsid w:val="01681612"/>
     <w:multiLevelType w:val="multilevel"/>
@@ -6341,6 +6883,95 @@
     </w:lvl>
   </w:abstractNum>
   <w:abstractNum w:abstractNumId="5" w15:restartNumberingAfterBreak="0">
+    <w:nsid w:val="16F447AE"/>
+    <w:multiLevelType w:val="hybridMultilevel"/>
+    <w:tmpl w:val="04CC7C78"/>
+    <w:lvl w:ilvl="0" w:tplc="4009000F">
+      <w:start w:val="1"/>
+      <w:numFmt w:val="decimal"/>
+      <w:lvlText w:val="%1."/>
+      <w:lvlJc w:val="left"/>
+      <w:pPr>
+        <w:ind w:left="720" w:hanging="360"/>
+      </w:pPr>
+      <w:rPr>
+        <w:rFonts w:hint="default"/>
+      </w:rPr>
+    </w:lvl>
+    <w:lvl w:ilvl="1" w:tplc="40090019" w:tentative="1">
+      <w:start w:val="1"/>
+      <w:numFmt w:val="lowerLetter"/>
+      <w:lvlText w:val="%2."/>
+      <w:lvlJc w:val="left"/>
+      <w:pPr>
+        <w:ind w:left="1440" w:hanging="360"/>
+      </w:pPr>
+    </w:lvl>
+    <w:lvl w:ilvl="2" w:tplc="4009001B" w:tentative="1">
+      <w:start w:val="1"/>
+      <w:numFmt w:val="lowerRoman"/>
+      <w:lvlText w:val="%3."/>
+      <w:lvlJc w:val="right"/>
+      <w:pPr>
+        <w:ind w:left="2160" w:hanging="180"/>
+      </w:pPr>
+    </w:lvl>
+    <w:lvl w:ilvl="3" w:tplc="4009000F" w:tentative="1">
+      <w:start w:val="1"/>
+      <w:numFmt w:val="decimal"/>
+      <w:lvlText w:val="%4."/>
+      <w:lvlJc w:val="left"/>
+      <w:pPr>
+        <w:ind w:left="2880" w:hanging="360"/>
+      </w:pPr>
+    </w:lvl>
+    <w:lvl w:ilvl="4" w:tplc="40090019" w:tentative="1">
+      <w:start w:val="1"/>
+      <w:numFmt w:val="lowerLetter"/>
+      <w:lvlText w:val="%5."/>
+      <w:lvlJc w:val="left"/>
+      <w:pPr>
+        <w:ind w:left="3600" w:hanging="360"/>
+      </w:pPr>
+    </w:lvl>
+    <w:lvl w:ilvl="5" w:tplc="4009001B" w:tentative="1">
+      <w:start w:val="1"/>
+      <w:numFmt w:val="lowerRoman"/>
+      <w:lvlText w:val="%6."/>
+      <w:lvlJc w:val="right"/>
+      <w:pPr>
+        <w:ind w:left="4320" w:hanging="180"/>
+      </w:pPr>
+    </w:lvl>
+    <w:lvl w:ilvl="6" w:tplc="4009000F" w:tentative="1">
+      <w:start w:val="1"/>
+      <w:numFmt w:val="decimal"/>
+      <w:lvlText w:val="%7."/>
+      <w:lvlJc w:val="left"/>
+      <w:pPr>
+        <w:ind w:left="5040" w:hanging="360"/>
+      </w:pPr>
+    </w:lvl>
+    <w:lvl w:ilvl="7" w:tplc="40090019" w:tentative="1">
+      <w:start w:val="1"/>
+      <w:numFmt w:val="lowerLetter"/>
+      <w:lvlText w:val="%8."/>
+      <w:lvlJc w:val="left"/>
+      <w:pPr>
+        <w:ind w:left="5760" w:hanging="360"/>
+      </w:pPr>
+    </w:lvl>
+    <w:lvl w:ilvl="8" w:tplc="4009001B" w:tentative="1">
+      <w:start w:val="1"/>
+      <w:numFmt w:val="lowerRoman"/>
+      <w:lvlText w:val="%9."/>
+      <w:lvlJc w:val="right"/>
+      <w:pPr>
+        <w:ind w:left="6480" w:hanging="180"/>
+      </w:pPr>
+    </w:lvl>
+  </w:abstractNum>
+  <w:abstractNum w:abstractNumId="6" w15:restartNumberingAfterBreak="0">
     <w:nsid w:val="1D4E6262"/>
     <w:multiLevelType w:val="multilevel"/>
     <w:tmpl w:val="1098EB76"/>
@@ -6489,7 +7120,7 @@
       </w:rPr>
     </w:lvl>
   </w:abstractNum>
-  <w:abstractNum w:abstractNumId="6" w15:restartNumberingAfterBreak="0">
+  <w:abstractNum w:abstractNumId="7" w15:restartNumberingAfterBreak="0">
     <w:nsid w:val="1EE74490"/>
     <w:multiLevelType w:val="multilevel"/>
     <w:tmpl w:val="1A98BBD2"/>
@@ -6638,7 +7269,7 @@
       </w:rPr>
     </w:lvl>
   </w:abstractNum>
-  <w:abstractNum w:abstractNumId="7" w15:restartNumberingAfterBreak="0">
+  <w:abstractNum w:abstractNumId="8" w15:restartNumberingAfterBreak="0">
     <w:nsid w:val="20E64BF5"/>
     <w:multiLevelType w:val="multilevel"/>
     <w:tmpl w:val="5AFE5828"/>
@@ -6787,7 +7418,7 @@
       </w:rPr>
     </w:lvl>
   </w:abstractNum>
-  <w:abstractNum w:abstractNumId="8" w15:restartNumberingAfterBreak="0">
+  <w:abstractNum w:abstractNumId="9" w15:restartNumberingAfterBreak="0">
     <w:nsid w:val="233F6E09"/>
     <w:multiLevelType w:val="multilevel"/>
     <w:tmpl w:val="430237B4"/>
@@ -6936,7 +7567,7 @@
       </w:rPr>
     </w:lvl>
   </w:abstractNum>
-  <w:abstractNum w:abstractNumId="9" w15:restartNumberingAfterBreak="0">
+  <w:abstractNum w:abstractNumId="10" w15:restartNumberingAfterBreak="0">
     <w:nsid w:val="260961ED"/>
     <w:multiLevelType w:val="multilevel"/>
     <w:tmpl w:val="1EAE5818"/>
@@ -7085,7 +7716,7 @@
       </w:rPr>
     </w:lvl>
   </w:abstractNum>
-  <w:abstractNum w:abstractNumId="10" w15:restartNumberingAfterBreak="0">
+  <w:abstractNum w:abstractNumId="11" w15:restartNumberingAfterBreak="0">
     <w:nsid w:val="268B5AC8"/>
     <w:multiLevelType w:val="multilevel"/>
     <w:tmpl w:val="C2A4A538"/>
@@ -7234,7 +7865,7 @@
       </w:rPr>
     </w:lvl>
   </w:abstractNum>
-  <w:abstractNum w:abstractNumId="11" w15:restartNumberingAfterBreak="0">
+  <w:abstractNum w:abstractNumId="12" w15:restartNumberingAfterBreak="0">
     <w:nsid w:val="296F5334"/>
     <w:multiLevelType w:val="multilevel"/>
     <w:tmpl w:val="536CA940"/>
@@ -7383,7 +8014,7 @@
       </w:rPr>
     </w:lvl>
   </w:abstractNum>
-  <w:abstractNum w:abstractNumId="12" w15:restartNumberingAfterBreak="0">
+  <w:abstractNum w:abstractNumId="13" w15:restartNumberingAfterBreak="0">
     <w:nsid w:val="2C557DD8"/>
     <w:multiLevelType w:val="multilevel"/>
     <w:tmpl w:val="11EE1394"/>
@@ -7532,7 +8163,96 @@
       </w:rPr>
     </w:lvl>
   </w:abstractNum>
-  <w:abstractNum w:abstractNumId="13" w15:restartNumberingAfterBreak="0">
+  <w:abstractNum w:abstractNumId="14" w15:restartNumberingAfterBreak="0">
+    <w:nsid w:val="2D4F5AC3"/>
+    <w:multiLevelType w:val="hybridMultilevel"/>
+    <w:tmpl w:val="73B09368"/>
+    <w:lvl w:ilvl="0" w:tplc="4009000F">
+      <w:start w:val="1"/>
+      <w:numFmt w:val="decimal"/>
+      <w:lvlText w:val="%1."/>
+      <w:lvlJc w:val="left"/>
+      <w:pPr>
+        <w:ind w:left="720" w:hanging="360"/>
+      </w:pPr>
+      <w:rPr>
+        <w:rFonts w:hint="default"/>
+      </w:rPr>
+    </w:lvl>
+    <w:lvl w:ilvl="1" w:tplc="40090019" w:tentative="1">
+      <w:start w:val="1"/>
+      <w:numFmt w:val="lowerLetter"/>
+      <w:lvlText w:val="%2."/>
+      <w:lvlJc w:val="left"/>
+      <w:pPr>
+        <w:ind w:left="1440" w:hanging="360"/>
+      </w:pPr>
+    </w:lvl>
+    <w:lvl w:ilvl="2" w:tplc="4009001B" w:tentative="1">
+      <w:start w:val="1"/>
+      <w:numFmt w:val="lowerRoman"/>
+      <w:lvlText w:val="%3."/>
+      <w:lvlJc w:val="right"/>
+      <w:pPr>
+        <w:ind w:left="2160" w:hanging="180"/>
+      </w:pPr>
+    </w:lvl>
+    <w:lvl w:ilvl="3" w:tplc="4009000F" w:tentative="1">
+      <w:start w:val="1"/>
+      <w:numFmt w:val="decimal"/>
+      <w:lvlText w:val="%4."/>
+      <w:lvlJc w:val="left"/>
+      <w:pPr>
+        <w:ind w:left="2880" w:hanging="360"/>
+      </w:pPr>
+    </w:lvl>
+    <w:lvl w:ilvl="4" w:tplc="40090019" w:tentative="1">
+      <w:start w:val="1"/>
+      <w:numFmt w:val="lowerLetter"/>
+      <w:lvlText w:val="%5."/>
+      <w:lvlJc w:val="left"/>
+      <w:pPr>
+        <w:ind w:left="3600" w:hanging="360"/>
+      </w:pPr>
+    </w:lvl>
+    <w:lvl w:ilvl="5" w:tplc="4009001B" w:tentative="1">
+      <w:start w:val="1"/>
+      <w:numFmt w:val="lowerRoman"/>
+      <w:lvlText w:val="%6."/>
+      <w:lvlJc w:val="right"/>
+      <w:pPr>
+        <w:ind w:left="4320" w:hanging="180"/>
+      </w:pPr>
+    </w:lvl>
+    <w:lvl w:ilvl="6" w:tplc="4009000F" w:tentative="1">
+      <w:start w:val="1"/>
+      <w:numFmt w:val="decimal"/>
+      <w:lvlText w:val="%7."/>
+      <w:lvlJc w:val="left"/>
+      <w:pPr>
+        <w:ind w:left="5040" w:hanging="360"/>
+      </w:pPr>
+    </w:lvl>
+    <w:lvl w:ilvl="7" w:tplc="40090019" w:tentative="1">
+      <w:start w:val="1"/>
+      <w:numFmt w:val="lowerLetter"/>
+      <w:lvlText w:val="%8."/>
+      <w:lvlJc w:val="left"/>
+      <w:pPr>
+        <w:ind w:left="5760" w:hanging="360"/>
+      </w:pPr>
+    </w:lvl>
+    <w:lvl w:ilvl="8" w:tplc="4009001B" w:tentative="1">
+      <w:start w:val="1"/>
+      <w:numFmt w:val="lowerRoman"/>
+      <w:lvlText w:val="%9."/>
+      <w:lvlJc w:val="right"/>
+      <w:pPr>
+        <w:ind w:left="6480" w:hanging="180"/>
+      </w:pPr>
+    </w:lvl>
+  </w:abstractNum>
+  <w:abstractNum w:abstractNumId="15" w15:restartNumberingAfterBreak="0">
     <w:nsid w:val="2E52320B"/>
     <w:multiLevelType w:val="multilevel"/>
     <w:tmpl w:val="1B2E1B6A"/>
@@ -7681,7 +8401,7 @@
       </w:rPr>
     </w:lvl>
   </w:abstractNum>
-  <w:abstractNum w:abstractNumId="14" w15:restartNumberingAfterBreak="0">
+  <w:abstractNum w:abstractNumId="16" w15:restartNumberingAfterBreak="0">
     <w:nsid w:val="30C64A11"/>
     <w:multiLevelType w:val="multilevel"/>
     <w:tmpl w:val="6EEE3230"/>
@@ -7830,7 +8550,7 @@
       </w:rPr>
     </w:lvl>
   </w:abstractNum>
-  <w:abstractNum w:abstractNumId="15" w15:restartNumberingAfterBreak="0">
+  <w:abstractNum w:abstractNumId="17" w15:restartNumberingAfterBreak="0">
     <w:nsid w:val="38E15C5B"/>
     <w:multiLevelType w:val="multilevel"/>
     <w:tmpl w:val="AAD2E43C"/>
@@ -7979,7 +8699,7 @@
       </w:rPr>
     </w:lvl>
   </w:abstractNum>
-  <w:abstractNum w:abstractNumId="16" w15:restartNumberingAfterBreak="0">
+  <w:abstractNum w:abstractNumId="18" w15:restartNumberingAfterBreak="0">
     <w:nsid w:val="3AF51837"/>
     <w:multiLevelType w:val="multilevel"/>
     <w:tmpl w:val="53B01F50"/>
@@ -8128,7 +8848,7 @@
       </w:rPr>
     </w:lvl>
   </w:abstractNum>
-  <w:abstractNum w:abstractNumId="17" w15:restartNumberingAfterBreak="0">
+  <w:abstractNum w:abstractNumId="19" w15:restartNumberingAfterBreak="0">
     <w:nsid w:val="3D51163A"/>
     <w:multiLevelType w:val="multilevel"/>
     <w:tmpl w:val="A5F2C184"/>
@@ -8277,7 +8997,7 @@
       </w:rPr>
     </w:lvl>
   </w:abstractNum>
-  <w:abstractNum w:abstractNumId="18" w15:restartNumberingAfterBreak="0">
+  <w:abstractNum w:abstractNumId="20" w15:restartNumberingAfterBreak="0">
     <w:nsid w:val="402764D6"/>
     <w:multiLevelType w:val="multilevel"/>
     <w:tmpl w:val="6F98B3B6"/>
@@ -8426,7 +9146,7 @@
       </w:rPr>
     </w:lvl>
   </w:abstractNum>
-  <w:abstractNum w:abstractNumId="19" w15:restartNumberingAfterBreak="0">
+  <w:abstractNum w:abstractNumId="21" w15:restartNumberingAfterBreak="0">
     <w:nsid w:val="44997184"/>
     <w:multiLevelType w:val="multilevel"/>
     <w:tmpl w:val="3F340644"/>
@@ -8575,7 +9295,7 @@
       </w:rPr>
     </w:lvl>
   </w:abstractNum>
-  <w:abstractNum w:abstractNumId="20" w15:restartNumberingAfterBreak="0">
+  <w:abstractNum w:abstractNumId="22" w15:restartNumberingAfterBreak="0">
     <w:nsid w:val="456D3316"/>
     <w:multiLevelType w:val="multilevel"/>
     <w:tmpl w:val="1B2829C8"/>
@@ -8724,7 +9444,7 @@
       </w:rPr>
     </w:lvl>
   </w:abstractNum>
-  <w:abstractNum w:abstractNumId="21" w15:restartNumberingAfterBreak="0">
+  <w:abstractNum w:abstractNumId="23" w15:restartNumberingAfterBreak="0">
     <w:nsid w:val="4B41457D"/>
     <w:multiLevelType w:val="multilevel"/>
     <w:tmpl w:val="27CE503A"/>
@@ -8873,7 +9593,7 @@
       </w:rPr>
     </w:lvl>
   </w:abstractNum>
-  <w:abstractNum w:abstractNumId="22" w15:restartNumberingAfterBreak="0">
+  <w:abstractNum w:abstractNumId="24" w15:restartNumberingAfterBreak="0">
     <w:nsid w:val="4B640A41"/>
     <w:multiLevelType w:val="multilevel"/>
     <w:tmpl w:val="28B40364"/>
@@ -9022,7 +9742,96 @@
       </w:rPr>
     </w:lvl>
   </w:abstractNum>
-  <w:abstractNum w:abstractNumId="23" w15:restartNumberingAfterBreak="0">
+  <w:abstractNum w:abstractNumId="25" w15:restartNumberingAfterBreak="0">
+    <w:nsid w:val="4E9F7E6B"/>
+    <w:multiLevelType w:val="hybridMultilevel"/>
+    <w:tmpl w:val="833E4262"/>
+    <w:lvl w:ilvl="0" w:tplc="4009000F">
+      <w:start w:val="1"/>
+      <w:numFmt w:val="decimal"/>
+      <w:lvlText w:val="%1."/>
+      <w:lvlJc w:val="left"/>
+      <w:pPr>
+        <w:ind w:left="720" w:hanging="360"/>
+      </w:pPr>
+      <w:rPr>
+        <w:rFonts w:hint="default"/>
+      </w:rPr>
+    </w:lvl>
+    <w:lvl w:ilvl="1" w:tplc="40090019" w:tentative="1">
+      <w:start w:val="1"/>
+      <w:numFmt w:val="lowerLetter"/>
+      <w:lvlText w:val="%2."/>
+      <w:lvlJc w:val="left"/>
+      <w:pPr>
+        <w:ind w:left="1440" w:hanging="360"/>
+      </w:pPr>
+    </w:lvl>
+    <w:lvl w:ilvl="2" w:tplc="4009001B" w:tentative="1">
+      <w:start w:val="1"/>
+      <w:numFmt w:val="lowerRoman"/>
+      <w:lvlText w:val="%3."/>
+      <w:lvlJc w:val="right"/>
+      <w:pPr>
+        <w:ind w:left="2160" w:hanging="180"/>
+      </w:pPr>
+    </w:lvl>
+    <w:lvl w:ilvl="3" w:tplc="4009000F" w:tentative="1">
+      <w:start w:val="1"/>
+      <w:numFmt w:val="decimal"/>
+      <w:lvlText w:val="%4."/>
+      <w:lvlJc w:val="left"/>
+      <w:pPr>
+        <w:ind w:left="2880" w:hanging="360"/>
+      </w:pPr>
+    </w:lvl>
+    <w:lvl w:ilvl="4" w:tplc="40090019" w:tentative="1">
+      <w:start w:val="1"/>
+      <w:numFmt w:val="lowerLetter"/>
+      <w:lvlText w:val="%5."/>
+      <w:lvlJc w:val="left"/>
+      <w:pPr>
+        <w:ind w:left="3600" w:hanging="360"/>
+      </w:pPr>
+    </w:lvl>
+    <w:lvl w:ilvl="5" w:tplc="4009001B" w:tentative="1">
+      <w:start w:val="1"/>
+      <w:numFmt w:val="lowerRoman"/>
+      <w:lvlText w:val="%6."/>
+      <w:lvlJc w:val="right"/>
+      <w:pPr>
+        <w:ind w:left="4320" w:hanging="180"/>
+      </w:pPr>
+    </w:lvl>
+    <w:lvl w:ilvl="6" w:tplc="4009000F" w:tentative="1">
+      <w:start w:val="1"/>
+      <w:numFmt w:val="decimal"/>
+      <w:lvlText w:val="%7."/>
+      <w:lvlJc w:val="left"/>
+      <w:pPr>
+        <w:ind w:left="5040" w:hanging="360"/>
+      </w:pPr>
+    </w:lvl>
+    <w:lvl w:ilvl="7" w:tplc="40090019" w:tentative="1">
+      <w:start w:val="1"/>
+      <w:numFmt w:val="lowerLetter"/>
+      <w:lvlText w:val="%8."/>
+      <w:lvlJc w:val="left"/>
+      <w:pPr>
+        <w:ind w:left="5760" w:hanging="360"/>
+      </w:pPr>
+    </w:lvl>
+    <w:lvl w:ilvl="8" w:tplc="4009001B" w:tentative="1">
+      <w:start w:val="1"/>
+      <w:numFmt w:val="lowerRoman"/>
+      <w:lvlText w:val="%9."/>
+      <w:lvlJc w:val="right"/>
+      <w:pPr>
+        <w:ind w:left="6480" w:hanging="180"/>
+      </w:pPr>
+    </w:lvl>
+  </w:abstractNum>
+  <w:abstractNum w:abstractNumId="26" w15:restartNumberingAfterBreak="0">
     <w:nsid w:val="503B2947"/>
     <w:multiLevelType w:val="multilevel"/>
     <w:tmpl w:val="721E52B2"/>
@@ -9171,7 +9980,7 @@
       </w:rPr>
     </w:lvl>
   </w:abstractNum>
-  <w:abstractNum w:abstractNumId="24" w15:restartNumberingAfterBreak="0">
+  <w:abstractNum w:abstractNumId="27" w15:restartNumberingAfterBreak="0">
     <w:nsid w:val="5ADA376C"/>
     <w:multiLevelType w:val="multilevel"/>
     <w:tmpl w:val="ADBC9580"/>
@@ -9320,7 +10129,7 @@
       </w:rPr>
     </w:lvl>
   </w:abstractNum>
-  <w:abstractNum w:abstractNumId="25" w15:restartNumberingAfterBreak="0">
+  <w:abstractNum w:abstractNumId="28" w15:restartNumberingAfterBreak="0">
     <w:nsid w:val="641F3B4D"/>
     <w:multiLevelType w:val="multilevel"/>
     <w:tmpl w:val="896C9E68"/>
@@ -9469,7 +10278,7 @@
       </w:rPr>
     </w:lvl>
   </w:abstractNum>
-  <w:abstractNum w:abstractNumId="26" w15:restartNumberingAfterBreak="0">
+  <w:abstractNum w:abstractNumId="29" w15:restartNumberingAfterBreak="0">
     <w:nsid w:val="67D101A7"/>
     <w:multiLevelType w:val="multilevel"/>
     <w:tmpl w:val="29D89D9C"/>
@@ -9618,7 +10427,185 @@
       </w:rPr>
     </w:lvl>
   </w:abstractNum>
-  <w:abstractNum w:abstractNumId="27" w15:restartNumberingAfterBreak="0">
+  <w:abstractNum w:abstractNumId="30" w15:restartNumberingAfterBreak="0">
+    <w:nsid w:val="7288141A"/>
+    <w:multiLevelType w:val="hybridMultilevel"/>
+    <w:tmpl w:val="CCE0470C"/>
+    <w:lvl w:ilvl="0" w:tplc="4009000F">
+      <w:start w:val="1"/>
+      <w:numFmt w:val="decimal"/>
+      <w:lvlText w:val="%1."/>
+      <w:lvlJc w:val="left"/>
+      <w:pPr>
+        <w:ind w:left="720" w:hanging="360"/>
+      </w:pPr>
+      <w:rPr>
+        <w:rFonts w:hint="default"/>
+      </w:rPr>
+    </w:lvl>
+    <w:lvl w:ilvl="1" w:tplc="40090019" w:tentative="1">
+      <w:start w:val="1"/>
+      <w:numFmt w:val="lowerLetter"/>
+      <w:lvlText w:val="%2."/>
+      <w:lvlJc w:val="left"/>
+      <w:pPr>
+        <w:ind w:left="1440" w:hanging="360"/>
+      </w:pPr>
+    </w:lvl>
+    <w:lvl w:ilvl="2" w:tplc="4009001B" w:tentative="1">
+      <w:start w:val="1"/>
+      <w:numFmt w:val="lowerRoman"/>
+      <w:lvlText w:val="%3."/>
+      <w:lvlJc w:val="right"/>
+      <w:pPr>
+        <w:ind w:left="2160" w:hanging="180"/>
+      </w:pPr>
+    </w:lvl>
+    <w:lvl w:ilvl="3" w:tplc="4009000F" w:tentative="1">
+      <w:start w:val="1"/>
+      <w:numFmt w:val="decimal"/>
+      <w:lvlText w:val="%4."/>
+      <w:lvlJc w:val="left"/>
+      <w:pPr>
+        <w:ind w:left="2880" w:hanging="360"/>
+      </w:pPr>
+    </w:lvl>
+    <w:lvl w:ilvl="4" w:tplc="40090019" w:tentative="1">
+      <w:start w:val="1"/>
+      <w:numFmt w:val="lowerLetter"/>
+      <w:lvlText w:val="%5."/>
+      <w:lvlJc w:val="left"/>
+      <w:pPr>
+        <w:ind w:left="3600" w:hanging="360"/>
+      </w:pPr>
+    </w:lvl>
+    <w:lvl w:ilvl="5" w:tplc="4009001B" w:tentative="1">
+      <w:start w:val="1"/>
+      <w:numFmt w:val="lowerRoman"/>
+      <w:lvlText w:val="%6."/>
+      <w:lvlJc w:val="right"/>
+      <w:pPr>
+        <w:ind w:left="4320" w:hanging="180"/>
+      </w:pPr>
+    </w:lvl>
+    <w:lvl w:ilvl="6" w:tplc="4009000F" w:tentative="1">
+      <w:start w:val="1"/>
+      <w:numFmt w:val="decimal"/>
+      <w:lvlText w:val="%7."/>
+      <w:lvlJc w:val="left"/>
+      <w:pPr>
+        <w:ind w:left="5040" w:hanging="360"/>
+      </w:pPr>
+    </w:lvl>
+    <w:lvl w:ilvl="7" w:tplc="40090019" w:tentative="1">
+      <w:start w:val="1"/>
+      <w:numFmt w:val="lowerLetter"/>
+      <w:lvlText w:val="%8."/>
+      <w:lvlJc w:val="left"/>
+      <w:pPr>
+        <w:ind w:left="5760" w:hanging="360"/>
+      </w:pPr>
+    </w:lvl>
+    <w:lvl w:ilvl="8" w:tplc="4009001B" w:tentative="1">
+      <w:start w:val="1"/>
+      <w:numFmt w:val="lowerRoman"/>
+      <w:lvlText w:val="%9."/>
+      <w:lvlJc w:val="right"/>
+      <w:pPr>
+        <w:ind w:left="6480" w:hanging="180"/>
+      </w:pPr>
+    </w:lvl>
+  </w:abstractNum>
+  <w:abstractNum w:abstractNumId="31" w15:restartNumberingAfterBreak="0">
+    <w:nsid w:val="74123A14"/>
+    <w:multiLevelType w:val="hybridMultilevel"/>
+    <w:tmpl w:val="1E18F9D6"/>
+    <w:lvl w:ilvl="0" w:tplc="4009000F">
+      <w:start w:val="1"/>
+      <w:numFmt w:val="decimal"/>
+      <w:lvlText w:val="%1."/>
+      <w:lvlJc w:val="left"/>
+      <w:pPr>
+        <w:ind w:left="720" w:hanging="360"/>
+      </w:pPr>
+      <w:rPr>
+        <w:rFonts w:hint="default"/>
+      </w:rPr>
+    </w:lvl>
+    <w:lvl w:ilvl="1" w:tplc="40090019" w:tentative="1">
+      <w:start w:val="1"/>
+      <w:numFmt w:val="lowerLetter"/>
+      <w:lvlText w:val="%2."/>
+      <w:lvlJc w:val="left"/>
+      <w:pPr>
+        <w:ind w:left="1440" w:hanging="360"/>
+      </w:pPr>
+    </w:lvl>
+    <w:lvl w:ilvl="2" w:tplc="4009001B" w:tentative="1">
+      <w:start w:val="1"/>
+      <w:numFmt w:val="lowerRoman"/>
+      <w:lvlText w:val="%3."/>
+      <w:lvlJc w:val="right"/>
+      <w:pPr>
+        <w:ind w:left="2160" w:hanging="180"/>
+      </w:pPr>
+    </w:lvl>
+    <w:lvl w:ilvl="3" w:tplc="4009000F" w:tentative="1">
+      <w:start w:val="1"/>
+      <w:numFmt w:val="decimal"/>
+      <w:lvlText w:val="%4."/>
+      <w:lvlJc w:val="left"/>
+      <w:pPr>
+        <w:ind w:left="2880" w:hanging="360"/>
+      </w:pPr>
+    </w:lvl>
+    <w:lvl w:ilvl="4" w:tplc="40090019" w:tentative="1">
+      <w:start w:val="1"/>
+      <w:numFmt w:val="lowerLetter"/>
+      <w:lvlText w:val="%5."/>
+      <w:lvlJc w:val="left"/>
+      <w:pPr>
+        <w:ind w:left="3600" w:hanging="360"/>
+      </w:pPr>
+    </w:lvl>
+    <w:lvl w:ilvl="5" w:tplc="4009001B" w:tentative="1">
+      <w:start w:val="1"/>
+      <w:numFmt w:val="lowerRoman"/>
+      <w:lvlText w:val="%6."/>
+      <w:lvlJc w:val="right"/>
+      <w:pPr>
+        <w:ind w:left="4320" w:hanging="180"/>
+      </w:pPr>
+    </w:lvl>
+    <w:lvl w:ilvl="6" w:tplc="4009000F" w:tentative="1">
+      <w:start w:val="1"/>
+      <w:numFmt w:val="decimal"/>
+      <w:lvlText w:val="%7."/>
+      <w:lvlJc w:val="left"/>
+      <w:pPr>
+        <w:ind w:left="5040" w:hanging="360"/>
+      </w:pPr>
+    </w:lvl>
+    <w:lvl w:ilvl="7" w:tplc="40090019" w:tentative="1">
+      <w:start w:val="1"/>
+      <w:numFmt w:val="lowerLetter"/>
+      <w:lvlText w:val="%8."/>
+      <w:lvlJc w:val="left"/>
+      <w:pPr>
+        <w:ind w:left="5760" w:hanging="360"/>
+      </w:pPr>
+    </w:lvl>
+    <w:lvl w:ilvl="8" w:tplc="4009001B" w:tentative="1">
+      <w:start w:val="1"/>
+      <w:numFmt w:val="lowerRoman"/>
+      <w:lvlText w:val="%9."/>
+      <w:lvlJc w:val="right"/>
+      <w:pPr>
+        <w:ind w:left="6480" w:hanging="180"/>
+      </w:pPr>
+    </w:lvl>
+  </w:abstractNum>
+  <w:abstractNum w:abstractNumId="32" w15:restartNumberingAfterBreak="0">
     <w:nsid w:val="75201CCC"/>
     <w:multiLevelType w:val="multilevel"/>
     <w:tmpl w:val="D85253CA"/>
@@ -9767,7 +10754,7 @@
       </w:rPr>
     </w:lvl>
   </w:abstractNum>
-  <w:abstractNum w:abstractNumId="28" w15:restartNumberingAfterBreak="0">
+  <w:abstractNum w:abstractNumId="33" w15:restartNumberingAfterBreak="0">
     <w:nsid w:val="7ABA07CC"/>
     <w:multiLevelType w:val="multilevel"/>
     <w:tmpl w:val="9B2ED6CA"/>
@@ -9916,7 +10903,7 @@
       </w:rPr>
     </w:lvl>
   </w:abstractNum>
-  <w:abstractNum w:abstractNumId="29" w15:restartNumberingAfterBreak="0">
+  <w:abstractNum w:abstractNumId="34" w15:restartNumberingAfterBreak="0">
     <w:nsid w:val="7C801878"/>
     <w:multiLevelType w:val="multilevel"/>
     <w:tmpl w:val="B8D0AA4A"/>
@@ -10065,7 +11052,7 @@
       </w:rPr>
     </w:lvl>
   </w:abstractNum>
-  <w:abstractNum w:abstractNumId="30" w15:restartNumberingAfterBreak="0">
+  <w:abstractNum w:abstractNumId="35" w15:restartNumberingAfterBreak="0">
     <w:nsid w:val="7DBC7AC9"/>
     <w:multiLevelType w:val="multilevel"/>
     <w:tmpl w:val="8834B7A8"/>
@@ -10214,7 +11201,7 @@
       </w:rPr>
     </w:lvl>
   </w:abstractNum>
-  <w:abstractNum w:abstractNumId="31" w15:restartNumberingAfterBreak="0">
+  <w:abstractNum w:abstractNumId="36" w15:restartNumberingAfterBreak="0">
     <w:nsid w:val="7E0A1657"/>
     <w:multiLevelType w:val="multilevel"/>
     <w:tmpl w:val="5A0AB47C"/>
@@ -10367,97 +11354,112 @@
     <w:abstractNumId w:val="1"/>
   </w:num>
   <w:num w:numId="2" w16cid:durableId="1025208705">
-    <w:abstractNumId w:val="29"/>
+    <w:abstractNumId w:val="34"/>
   </w:num>
   <w:num w:numId="3" w16cid:durableId="692920819">
-    <w:abstractNumId w:val="15"/>
+    <w:abstractNumId w:val="17"/>
   </w:num>
   <w:num w:numId="4" w16cid:durableId="1963030891">
-    <w:abstractNumId w:val="10"/>
+    <w:abstractNumId w:val="11"/>
   </w:num>
   <w:num w:numId="5" w16cid:durableId="703020542">
-    <w:abstractNumId w:val="22"/>
+    <w:abstractNumId w:val="24"/>
   </w:num>
   <w:num w:numId="6" w16cid:durableId="1026104203">
     <w:abstractNumId w:val="0"/>
   </w:num>
   <w:num w:numId="7" w16cid:durableId="1687704952">
-    <w:abstractNumId w:val="24"/>
+    <w:abstractNumId w:val="27"/>
   </w:num>
   <w:num w:numId="8" w16cid:durableId="938172714">
-    <w:abstractNumId w:val="12"/>
+    <w:abstractNumId w:val="13"/>
   </w:num>
   <w:num w:numId="9" w16cid:durableId="1107770009">
-    <w:abstractNumId w:val="25"/>
+    <w:abstractNumId w:val="28"/>
   </w:num>
   <w:num w:numId="10" w16cid:durableId="1708024336">
-    <w:abstractNumId w:val="19"/>
+    <w:abstractNumId w:val="21"/>
   </w:num>
   <w:num w:numId="11" w16cid:durableId="1070998306">
-    <w:abstractNumId w:val="17"/>
+    <w:abstractNumId w:val="19"/>
   </w:num>
   <w:num w:numId="12" w16cid:durableId="1355227816">
     <w:abstractNumId w:val="4"/>
   </w:num>
   <w:num w:numId="13" w16cid:durableId="2036423960">
-    <w:abstractNumId w:val="13"/>
+    <w:abstractNumId w:val="15"/>
   </w:num>
   <w:num w:numId="14" w16cid:durableId="1169949832">
-    <w:abstractNumId w:val="7"/>
+    <w:abstractNumId w:val="8"/>
   </w:num>
   <w:num w:numId="15" w16cid:durableId="1351640481">
-    <w:abstractNumId w:val="28"/>
+    <w:abstractNumId w:val="33"/>
   </w:num>
   <w:num w:numId="16" w16cid:durableId="1472484374">
-    <w:abstractNumId w:val="11"/>
+    <w:abstractNumId w:val="12"/>
   </w:num>
   <w:num w:numId="17" w16cid:durableId="1926376521">
-    <w:abstractNumId w:val="9"/>
+    <w:abstractNumId w:val="10"/>
   </w:num>
   <w:num w:numId="18" w16cid:durableId="1829052251">
-    <w:abstractNumId w:val="14"/>
+    <w:abstractNumId w:val="16"/>
   </w:num>
   <w:num w:numId="19" w16cid:durableId="74283234">
-    <w:abstractNumId w:val="26"/>
+    <w:abstractNumId w:val="29"/>
   </w:num>
   <w:num w:numId="20" w16cid:durableId="757411608">
-    <w:abstractNumId w:val="20"/>
+    <w:abstractNumId w:val="22"/>
   </w:num>
   <w:num w:numId="21" w16cid:durableId="230124187">
-    <w:abstractNumId w:val="21"/>
+    <w:abstractNumId w:val="23"/>
   </w:num>
   <w:num w:numId="22" w16cid:durableId="466707546">
-    <w:abstractNumId w:val="30"/>
+    <w:abstractNumId w:val="35"/>
   </w:num>
   <w:num w:numId="23" w16cid:durableId="187303467">
     <w:abstractNumId w:val="2"/>
   </w:num>
   <w:num w:numId="24" w16cid:durableId="1751925348">
+    <w:abstractNumId w:val="20"/>
+  </w:num>
+  <w:num w:numId="25" w16cid:durableId="1316107356">
     <w:abstractNumId w:val="18"/>
   </w:num>
-  <w:num w:numId="25" w16cid:durableId="1316107356">
-    <w:abstractNumId w:val="16"/>
-  </w:num>
   <w:num w:numId="26" w16cid:durableId="2041468050">
-    <w:abstractNumId w:val="27"/>
+    <w:abstractNumId w:val="32"/>
   </w:num>
   <w:num w:numId="27" w16cid:durableId="2097093230">
-    <w:abstractNumId w:val="6"/>
+    <w:abstractNumId w:val="7"/>
   </w:num>
   <w:num w:numId="28" w16cid:durableId="994066853">
-    <w:abstractNumId w:val="8"/>
+    <w:abstractNumId w:val="9"/>
   </w:num>
   <w:num w:numId="29" w16cid:durableId="923682769">
-    <w:abstractNumId w:val="31"/>
+    <w:abstractNumId w:val="36"/>
   </w:num>
   <w:num w:numId="30" w16cid:durableId="1815637749">
-    <w:abstractNumId w:val="23"/>
+    <w:abstractNumId w:val="26"/>
   </w:num>
   <w:num w:numId="31" w16cid:durableId="865606371">
     <w:abstractNumId w:val="3"/>
   </w:num>
   <w:num w:numId="32" w16cid:durableId="1199203454">
+    <w:abstractNumId w:val="6"/>
+  </w:num>
+  <w:num w:numId="33" w16cid:durableId="386685999">
+    <w:abstractNumId w:val="14"/>
+  </w:num>
+  <w:num w:numId="34" w16cid:durableId="636378388">
     <w:abstractNumId w:val="5"/>
+  </w:num>
+  <w:num w:numId="35" w16cid:durableId="60104481">
+    <w:abstractNumId w:val="30"/>
+  </w:num>
+  <w:num w:numId="36" w16cid:durableId="660160275">
+    <w:abstractNumId w:val="31"/>
+  </w:num>
+  <w:num w:numId="37" w16cid:durableId="1070611824">
+    <w:abstractNumId w:val="25"/>
   </w:num>
 </w:numbering>
 </file>

--- a/Data Structure Notes/Sorting Algorithms.docx
+++ b/Data Structure Notes/Sorting Algorithms.docx
@@ -100,7 +100,7 @@
     <w:p>
       <w:r>
         <w:pict w14:anchorId="73F6532F">
-          <v:rect id="_x0000_i1025" style="width:0;height:1.5pt" o:hralign="center" o:hrstd="t" o:hr="t" fillcolor="#a0a0a0" stroked="f"/>
+          <v:rect id="_x0000_i1026" style="width:0;height:1.5pt" o:hralign="center" o:hrstd="t" o:hr="t" fillcolor="#a0a0a0" stroked="f"/>
         </w:pict>
       </w:r>
     </w:p>
@@ -178,7 +178,7 @@
       <w:r>
         <w:lastRenderedPageBreak/>
         <w:pict w14:anchorId="4BE22C82">
-          <v:rect id="_x0000_i1026" style="width:0;height:1.5pt" o:hralign="center" o:hrstd="t" o:hr="t" fillcolor="#a0a0a0" stroked="f"/>
+          <v:rect id="_x0000_i1027" style="width:0;height:1.5pt" o:hralign="center" o:hrstd="t" o:hr="t" fillcolor="#a0a0a0" stroked="f"/>
         </w:pict>
       </w:r>
     </w:p>
@@ -390,7 +390,7 @@
     <w:p>
       <w:r>
         <w:pict w14:anchorId="3ED24993">
-          <v:rect id="_x0000_i1027" style="width:0;height:1.5pt" o:hralign="center" o:hrstd="t" o:hr="t" fillcolor="#a0a0a0" stroked="f"/>
+          <v:rect id="_x0000_i1028" style="width:0;height:1.5pt" o:hralign="center" o:hrstd="t" o:hr="t" fillcolor="#a0a0a0" stroked="f"/>
         </w:pict>
       </w:r>
     </w:p>
@@ -529,7 +529,7 @@
     <w:p>
       <w:r>
         <w:pict w14:anchorId="245D57C8">
-          <v:rect id="_x0000_i1028" style="width:0;height:1.5pt" o:hralign="center" o:hrstd="t" o:hr="t" fillcolor="#a0a0a0" stroked="f"/>
+          <v:rect id="_x0000_i1029" style="width:0;height:1.5pt" o:hralign="center" o:hrstd="t" o:hr="t" fillcolor="#a0a0a0" stroked="f"/>
         </w:pict>
       </w:r>
     </w:p>
@@ -615,7 +615,7 @@
     <w:p>
       <w:r>
         <w:pict w14:anchorId="2BFD6328">
-          <v:rect id="_x0000_i1029" style="width:0;height:1.5pt" o:hralign="center" o:hrstd="t" o:hr="t" fillcolor="#a0a0a0" stroked="f"/>
+          <v:rect id="_x0000_i1030" style="width:0;height:1.5pt" o:hralign="center" o:hrstd="t" o:hr="t" fillcolor="#a0a0a0" stroked="f"/>
         </w:pict>
       </w:r>
     </w:p>
@@ -750,7 +750,7 @@
     <w:p>
       <w:r>
         <w:pict w14:anchorId="32D1C4A8">
-          <v:rect id="_x0000_i1030" style="width:0;height:1.5pt" o:hralign="center" o:hrstd="t" o:hr="t" fillcolor="#a0a0a0" stroked="f"/>
+          <v:rect id="_x0000_i1031" style="width:0;height:1.5pt" o:hralign="center" o:hrstd="t" o:hr="t" fillcolor="#a0a0a0" stroked="f"/>
         </w:pict>
       </w:r>
     </w:p>
@@ -802,7 +802,7 @@
       <w:r>
         <w:lastRenderedPageBreak/>
         <w:pict w14:anchorId="347233AE">
-          <v:rect id="_x0000_i1031" style="width:0;height:1.5pt" o:hralign="center" o:hrstd="t" o:hr="t" fillcolor="#a0a0a0" stroked="f"/>
+          <v:rect id="_x0000_i1032" style="width:0;height:1.5pt" o:hralign="center" o:hrstd="t" o:hr="t" fillcolor="#a0a0a0" stroked="f"/>
         </w:pict>
       </w:r>
     </w:p>
@@ -871,7 +871,7 @@
     <w:p>
       <w:r>
         <w:pict w14:anchorId="1C355B1A">
-          <v:rect id="_x0000_i1032" style="width:0;height:1.5pt" o:hralign="center" o:hrstd="t" o:hr="t" fillcolor="#a0a0a0" stroked="f"/>
+          <v:rect id="_x0000_i1033" style="width:0;height:1.5pt" o:hralign="center" o:hrstd="t" o:hr="t" fillcolor="#a0a0a0" stroked="f"/>
         </w:pict>
       </w:r>
     </w:p>
@@ -907,7 +907,7 @@
     <w:p>
       <w:r>
         <w:pict w14:anchorId="45F4B376">
-          <v:rect id="_x0000_i1033" style="width:0;height:1.5pt" o:hralign="center" o:hrstd="t" o:hr="t" fillcolor="#a0a0a0" stroked="f"/>
+          <v:rect id="_x0000_i1034" style="width:0;height:1.5pt" o:hralign="center" o:hrstd="t" o:hr="t" fillcolor="#a0a0a0" stroked="f"/>
         </w:pict>
       </w:r>
     </w:p>
@@ -929,7 +929,7 @@
     <w:p>
       <w:r>
         <w:pict w14:anchorId="5795867D">
-          <v:rect id="_x0000_i1034" style="width:0;height:1.5pt" o:hralign="center" o:hrstd="t" o:hr="t" fillcolor="#a0a0a0" stroked="f"/>
+          <v:rect id="_x0000_i1035" style="width:0;height:1.5pt" o:hralign="center" o:hrstd="t" o:hr="t" fillcolor="#a0a0a0" stroked="f"/>
         </w:pict>
       </w:r>
     </w:p>
@@ -966,7 +966,7 @@
     <w:p>
       <w:r>
         <w:pict w14:anchorId="1E555456">
-          <v:rect id="_x0000_i1035" style="width:0;height:1.5pt" o:hralign="center" o:hrstd="t" o:hr="t" fillcolor="#a0a0a0" stroked="f"/>
+          <v:rect id="_x0000_i1036" style="width:0;height:1.5pt" o:hralign="center" o:hrstd="t" o:hr="t" fillcolor="#a0a0a0" stroked="f"/>
         </w:pict>
       </w:r>
     </w:p>
@@ -1125,7 +1125,7 @@
     <w:p>
       <w:r>
         <w:pict w14:anchorId="4A91226F">
-          <v:rect id="_x0000_i1036" style="width:0;height:1.5pt" o:hralign="center" o:hrstd="t" o:hr="t" fillcolor="#a0a0a0" stroked="f"/>
+          <v:rect id="_x0000_i1037" style="width:0;height:1.5pt" o:hralign="center" o:hrstd="t" o:hr="t" fillcolor="#a0a0a0" stroked="f"/>
         </w:pict>
       </w:r>
     </w:p>
@@ -1177,7 +1177,7 @@
     <w:p>
       <w:r>
         <w:pict w14:anchorId="3CE2E932">
-          <v:rect id="_x0000_i1037" style="width:0;height:1.5pt" o:hralign="center" o:hrstd="t" o:hr="t" fillcolor="#a0a0a0" stroked="f"/>
+          <v:rect id="_x0000_i1038" style="width:0;height:1.5pt" o:hralign="center" o:hrstd="t" o:hr="t" fillcolor="#a0a0a0" stroked="f"/>
         </w:pict>
       </w:r>
     </w:p>
@@ -1577,7 +1577,7 @@
     <w:p>
       <w:r>
         <w:pict w14:anchorId="6818FA14">
-          <v:rect id="_x0000_i1038" style="width:0;height:1.5pt" o:hralign="center" o:hrstd="t" o:hr="t" fillcolor="#a0a0a0" stroked="f"/>
+          <v:rect id="_x0000_i1039" style="width:0;height:1.5pt" o:hralign="center" o:hrstd="t" o:hr="t" fillcolor="#a0a0a0" stroked="f"/>
         </w:pict>
       </w:r>
     </w:p>
@@ -1793,7 +1793,7 @@
       <w:r>
         <w:lastRenderedPageBreak/>
         <w:pict w14:anchorId="213EC615">
-          <v:rect id="_x0000_i1039" style="width:0;height:1.5pt" o:hralign="center" o:hrstd="t" o:hr="t" fillcolor="#a0a0a0" stroked="f"/>
+          <v:rect id="_x0000_i1040" style="width:0;height:1.5pt" o:hralign="center" o:hrstd="t" o:hr="t" fillcolor="#a0a0a0" stroked="f"/>
         </w:pict>
       </w:r>
     </w:p>
@@ -2034,7 +2034,7 @@
     <w:p>
       <w:r>
         <w:pict w14:anchorId="0041CDED">
-          <v:rect id="_x0000_i1040" style="width:0;height:1.5pt" o:hralign="center" o:hrstd="t" o:hr="t" fillcolor="#a0a0a0" stroked="f"/>
+          <v:rect id="_x0000_i1041" style="width:0;height:1.5pt" o:hralign="center" o:hrstd="t" o:hr="t" fillcolor="#a0a0a0" stroked="f"/>
         </w:pict>
       </w:r>
     </w:p>
@@ -2056,7 +2056,7 @@
     <w:p>
       <w:r>
         <w:pict w14:anchorId="7785BCB5">
-          <v:rect id="_x0000_i1041" style="width:0;height:1.5pt" o:hralign="center" o:hrstd="t" o:hr="t" fillcolor="#a0a0a0" stroked="f"/>
+          <v:rect id="_x0000_i1042" style="width:0;height:1.5pt" o:hralign="center" o:hrstd="t" o:hr="t" fillcolor="#a0a0a0" stroked="f"/>
         </w:pict>
       </w:r>
     </w:p>
@@ -2144,7 +2144,7 @@
     <w:p>
       <w:r>
         <w:pict w14:anchorId="60A57420">
-          <v:rect id="_x0000_i1042" style="width:0;height:1.5pt" o:hralign="center" o:hrstd="t" o:hr="t" fillcolor="#a0a0a0" stroked="f"/>
+          <v:rect id="_x0000_i1043" style="width:0;height:1.5pt" o:hralign="center" o:hrstd="t" o:hr="t" fillcolor="#a0a0a0" stroked="f"/>
         </w:pict>
       </w:r>
     </w:p>
@@ -2222,39 +2222,39 @@
     <w:p>
       <w:r>
         <w:pict w14:anchorId="4664C7F7">
-          <v:rect id="_x0000_i1043" style="width:0;height:1.5pt" o:hralign="center" o:hrstd="t" o:hr="t" fillcolor="#a0a0a0" stroked="f"/>
-        </w:pict>
-      </w:r>
-    </w:p>
-    <w:p>
-      <w:r>
-        <w:t>Real Time Use Case</w:t>
-      </w:r>
-    </w:p>
-    <w:p>
-      <w:r>
-        <w:t>Selection sort is useful when swaps are expensive.</w:t>
-      </w:r>
-    </w:p>
-    <w:p>
-      <w:r>
-        <w:t>Example</w:t>
-      </w:r>
-    </w:p>
-    <w:p>
-      <w:r>
-        <w:t>Sorting data stored on flash memory where writing operations are costly.</w:t>
-      </w:r>
-    </w:p>
-    <w:p>
-      <w:r>
-        <w:pict w14:anchorId="23582E7E">
           <v:rect id="_x0000_i1044" style="width:0;height:1.5pt" o:hralign="center" o:hrstd="t" o:hr="t" fillcolor="#a0a0a0" stroked="f"/>
         </w:pict>
       </w:r>
     </w:p>
     <w:p>
       <w:r>
+        <w:t>Real Time Use Case</w:t>
+      </w:r>
+    </w:p>
+    <w:p>
+      <w:r>
+        <w:t>Selection sort is useful when swaps are expensive.</w:t>
+      </w:r>
+    </w:p>
+    <w:p>
+      <w:r>
+        <w:t>Example</w:t>
+      </w:r>
+    </w:p>
+    <w:p>
+      <w:r>
+        <w:t>Sorting data stored on flash memory where writing operations are costly.</w:t>
+      </w:r>
+    </w:p>
+    <w:p>
+      <w:r>
+        <w:pict w14:anchorId="23582E7E">
+          <v:rect id="_x0000_i1045" style="width:0;height:1.5pt" o:hralign="center" o:hrstd="t" o:hr="t" fillcolor="#a0a0a0" stroked="f"/>
+        </w:pict>
+      </w:r>
+    </w:p>
+    <w:p>
+      <w:r>
         <w:t>9 Selection Sort Java Example</w:t>
       </w:r>
     </w:p>
@@ -2600,7 +2600,7 @@
     <w:p>
       <w:r>
         <w:pict w14:anchorId="08FC507F">
-          <v:rect id="_x0000_i1045" style="width:0;height:1.5pt" o:hralign="center" o:hrstd="t" o:hr="t" fillcolor="#a0a0a0" stroked="f"/>
+          <v:rect id="_x0000_i1046" style="width:0;height:1.5pt" o:hralign="center" o:hrstd="t" o:hr="t" fillcolor="#a0a0a0" stroked="f"/>
         </w:pict>
       </w:r>
     </w:p>
@@ -2778,7 +2778,7 @@
     <w:p>
       <w:r>
         <w:pict w14:anchorId="52A8DEDE">
-          <v:rect id="_x0000_i1046" style="width:0;height:1.5pt" o:hralign="center" o:hrstd="t" o:hr="t" fillcolor="#a0a0a0" stroked="f"/>
+          <v:rect id="_x0000_i1047" style="width:0;height:1.5pt" o:hralign="center" o:hrstd="t" o:hr="t" fillcolor="#a0a0a0" stroked="f"/>
         </w:pict>
       </w:r>
     </w:p>
@@ -2956,7 +2956,7 @@
     <w:p>
       <w:r>
         <w:pict w14:anchorId="337AD679">
-          <v:rect id="_x0000_i1047" style="width:0;height:1.5pt" o:hralign="center" o:hrstd="t" o:hr="t" fillcolor="#a0a0a0" stroked="f"/>
+          <v:rect id="_x0000_i1048" style="width:0;height:1.5pt" o:hralign="center" o:hrstd="t" o:hr="t" fillcolor="#a0a0a0" stroked="f"/>
         </w:pict>
       </w:r>
     </w:p>
@@ -2968,7 +2968,7 @@
     <w:p>
       <w:r>
         <w:pict w14:anchorId="0A82A20C">
-          <v:rect id="_x0000_i1048" style="width:0;height:1.5pt" o:hralign="center" o:hrstd="t" o:hr="t" fillcolor="#a0a0a0" stroked="f"/>
+          <v:rect id="_x0000_i1049" style="width:0;height:1.5pt" o:hralign="center" o:hrstd="t" o:hr="t" fillcolor="#a0a0a0" stroked="f"/>
         </w:pict>
       </w:r>
     </w:p>
@@ -2994,7 +2994,7 @@
     <w:p>
       <w:r>
         <w:pict w14:anchorId="508F61C7">
-          <v:rect id="_x0000_i1049" style="width:0;height:1.5pt" o:hralign="center" o:hrstd="t" o:hr="t" fillcolor="#a0a0a0" stroked="f"/>
+          <v:rect id="_x0000_i1050" style="width:0;height:1.5pt" o:hralign="center" o:hrstd="t" o:hr="t" fillcolor="#a0a0a0" stroked="f"/>
         </w:pict>
       </w:r>
     </w:p>
@@ -3016,7 +3016,7 @@
     <w:p>
       <w:r>
         <w:pict w14:anchorId="27A6EAB5">
-          <v:rect id="_x0000_i1050" style="width:0;height:1.5pt" o:hralign="center" o:hrstd="t" o:hr="t" fillcolor="#a0a0a0" stroked="f"/>
+          <v:rect id="_x0000_i1051" style="width:0;height:1.5pt" o:hralign="center" o:hrstd="t" o:hr="t" fillcolor="#a0a0a0" stroked="f"/>
         </w:pict>
       </w:r>
     </w:p>
@@ -3134,7 +3134,7 @@
     <w:p>
       <w:r>
         <w:pict w14:anchorId="4986EC4F">
-          <v:rect id="_x0000_i1051" style="width:0;height:1.5pt" o:hralign="center" o:hrstd="t" o:hr="t" fillcolor="#a0a0a0" stroked="f"/>
+          <v:rect id="_x0000_i1052" style="width:0;height:1.5pt" o:hralign="center" o:hrstd="t" o:hr="t" fillcolor="#a0a0a0" stroked="f"/>
         </w:pict>
       </w:r>
     </w:p>
@@ -3200,7 +3200,7 @@
     <w:p>
       <w:r>
         <w:pict w14:anchorId="58246246">
-          <v:rect id="_x0000_i1052" style="width:0;height:1.5pt" o:hralign="center" o:hrstd="t" o:hr="t" fillcolor="#a0a0a0" stroked="f"/>
+          <v:rect id="_x0000_i1053" style="width:0;height:1.5pt" o:hralign="center" o:hrstd="t" o:hr="t" fillcolor="#a0a0a0" stroked="f"/>
         </w:pict>
       </w:r>
     </w:p>
@@ -3470,7 +3470,7 @@
     <w:p>
       <w:r>
         <w:pict w14:anchorId="06DAED87">
-          <v:rect id="_x0000_i1068" style="width:0;height:1.5pt" o:hralign="center" o:bullet="t" o:hrstd="t" o:hr="t" fillcolor="#a0a0a0" stroked="f"/>
+          <v:rect id="_x0000_i1054" style="width:0;height:1.5pt" o:hralign="center" o:bullet="t" o:hrstd="t" o:hr="t" fillcolor="#a0a0a0" stroked="f"/>
         </w:pict>
       </w:r>
     </w:p>
@@ -3678,24 +3678,24 @@
     <w:p>
       <w:r>
         <w:pict w14:anchorId="17D6FC35">
-          <v:rect id="_x0000_i1054" style="width:0;height:1.5pt" o:hralign="center" o:hrstd="t" o:hr="t" fillcolor="#a0a0a0" stroked="f"/>
-        </w:pict>
-      </w:r>
-    </w:p>
-    <w:p>
-      <w:r>
-        <w:t>MERGE SORT</w:t>
-      </w:r>
-    </w:p>
-    <w:p>
-      <w:r>
-        <w:pict w14:anchorId="2D963E85">
           <v:rect id="_x0000_i1055" style="width:0;height:1.5pt" o:hralign="center" o:hrstd="t" o:hr="t" fillcolor="#a0a0a0" stroked="f"/>
         </w:pict>
       </w:r>
     </w:p>
     <w:p>
       <w:r>
+        <w:t>MERGE SORT</w:t>
+      </w:r>
+    </w:p>
+    <w:p>
+      <w:r>
+        <w:pict w14:anchorId="2D963E85">
+          <v:rect id="_x0000_i1056" style="width:0;height:1.5pt" o:hralign="center" o:hrstd="t" o:hr="t" fillcolor="#a0a0a0" stroked="f"/>
+        </w:pict>
+      </w:r>
+    </w:p>
+    <w:p>
+      <w:r>
         <w:t>Merge Sort</w:t>
       </w:r>
     </w:p>
@@ -3709,7 +3709,11 @@
         <w:t>Merge Sort uses Divide and Conquer.</w:t>
       </w:r>
     </w:p>
-    <w:p/>
+    <w:p>
+      <w:r>
+        <w:t>[4,3,7,5]</w:t>
+      </w:r>
+    </w:p>
     <w:p>
       <w:r>
         <w:t xml:space="preserve">Algorithms </w:t>
@@ -3803,15 +3807,15 @@
       </w:r>
       <w:proofErr w:type="gramEnd"/>
       <w:r>
-        <w:t>[2</w:t>
-      </w:r>
-      <w:proofErr w:type="gramStart"/>
-      <w:r>
-        <w:t>],left</w:t>
-      </w:r>
-      <w:proofErr w:type="gramEnd"/>
-      <w:r>
-        <w:t>[9</w:t>
+        <w:t>[2],</w:t>
+      </w:r>
+    </w:p>
+    <w:p>
+      <w:r>
+        <w:t xml:space="preserve">                   </w:t>
+      </w:r>
+      <w:r>
+        <w:t>left[9</w:t>
       </w:r>
       <w:proofErr w:type="gramStart"/>
       <w:r>
@@ -3891,7 +3895,7 @@
     <w:p>
       <w:r>
         <w:pict w14:anchorId="77E92FCE">
-          <v:rect id="_x0000_i1056" style="width:0;height:1.5pt" o:hralign="center" o:hrstd="t" o:hr="t" fillcolor="#a0a0a0" stroked="f"/>
+          <v:rect id="_x0000_i1057" style="width:0;height:1.5pt" o:hralign="center" o:hrstd="t" o:hr="t" fillcolor="#a0a0a0" stroked="f"/>
         </w:pict>
       </w:r>
     </w:p>
@@ -4039,7 +4043,7 @@
     <w:p>
       <w:r>
         <w:pict w14:anchorId="47DBFA94">
-          <v:rect id="_x0000_i1057" style="width:0;height:1.5pt" o:hralign="center" o:hrstd="t" o:hr="t" fillcolor="#a0a0a0" stroked="f"/>
+          <v:rect id="_x0000_i1058" style="width:0;height:1.5pt" o:hralign="center" o:hrstd="t" o:hr="t" fillcolor="#a0a0a0" stroked="f"/>
         </w:pict>
       </w:r>
     </w:p>
@@ -4532,7 +4536,7 @@
     <w:p>
       <w:r>
         <w:pict w14:anchorId="5D28ECA3">
-          <v:rect id="_x0000_i1058" style="width:0;height:1.5pt" o:hralign="center" o:hrstd="t" o:hr="t" fillcolor="#a0a0a0" stroked="f"/>
+          <v:rect id="_x0000_i1059" style="width:0;height:1.5pt" o:hralign="center" o:hrstd="t" o:hr="t" fillcolor="#a0a0a0" stroked="f"/>
         </w:pict>
       </w:r>
     </w:p>
@@ -4749,57 +4753,62 @@
     <w:p>
       <w:r>
         <w:pict w14:anchorId="060B0023">
-          <v:rect id="_x0000_i1059" style="width:0;height:1.5pt" o:hralign="center" o:hrstd="t" o:hr="t" fillcolor="#a0a0a0" stroked="f"/>
-        </w:pict>
-      </w:r>
-    </w:p>
-    <w:p>
-      <w:r>
-        <w:t>QUICK SORT</w:t>
-      </w:r>
-    </w:p>
-    <w:p>
-      <w:r>
-        <w:pict w14:anchorId="6F10E6CD">
           <v:rect id="_x0000_i1060" style="width:0;height:1.5pt" o:hralign="center" o:hrstd="t" o:hr="t" fillcolor="#a0a0a0" stroked="f"/>
         </w:pict>
       </w:r>
     </w:p>
     <w:p>
       <w:r>
-        <w:t>18 Quick Sort</w:t>
-      </w:r>
-    </w:p>
-    <w:p>
-      <w:r>
-        <w:t>Definition</w:t>
-      </w:r>
-    </w:p>
-    <w:p>
-      <w:r>
-        <w:t>Quick sort selects a pivot element and partitions the array.</w:t>
-      </w:r>
-    </w:p>
-    <w:p>
-      <w:r>
-        <w:t>Elements smaller than pivot go to left.</w:t>
-      </w:r>
-    </w:p>
-    <w:p>
-      <w:r>
-        <w:lastRenderedPageBreak/>
-        <w:t>Elements greater than pivot go to right.</w:t>
-      </w:r>
-    </w:p>
-    <w:p>
-      <w:r>
-        <w:pict w14:anchorId="76732721">
+        <w:t>QUICK SORT</w:t>
+      </w:r>
+    </w:p>
+    <w:p>
+      <w:r>
+        <w:pict w14:anchorId="6F10E6CD">
           <v:rect id="_x0000_i1061" style="width:0;height:1.5pt" o:hralign="center" o:hrstd="t" o:hr="t" fillcolor="#a0a0a0" stroked="f"/>
         </w:pict>
       </w:r>
     </w:p>
     <w:p>
       <w:r>
+        <w:t>18 Quick Sort</w:t>
+      </w:r>
+    </w:p>
+    <w:p>
+      <w:r>
+        <w:t>Definition</w:t>
+      </w:r>
+    </w:p>
+    <w:p>
+      <w:r>
+        <w:t xml:space="preserve">Divide and conquer rule </w:t>
+      </w:r>
+    </w:p>
+    <w:p>
+      <w:r>
+        <w:t>Quick sort selects a pivot element and partitions the array.</w:t>
+      </w:r>
+    </w:p>
+    <w:p>
+      <w:r>
+        <w:lastRenderedPageBreak/>
+        <w:t>Elements smaller than pivot go to left.</w:t>
+      </w:r>
+    </w:p>
+    <w:p>
+      <w:r>
+        <w:t>Elements greater than pivot go to right.</w:t>
+      </w:r>
+    </w:p>
+    <w:p>
+      <w:r>
+        <w:pict w14:anchorId="76732721">
+          <v:rect id="_x0000_i1062" style="width:0;height:1.5pt" o:hralign="center" o:hrstd="t" o:hr="t" fillcolor="#a0a0a0" stroked="f"/>
+        </w:pict>
+      </w:r>
+    </w:p>
+    <w:p>
+      <w:r>
         <w:t>Example</w:t>
       </w:r>
     </w:p>
@@ -4819,6 +4828,13 @@
       <w:r>
         <w:t>Pivot = 5</w:t>
       </w:r>
+      <w:r>
+        <w:tab/>
+      </w:r>
+      <w:r>
+        <w:tab/>
+        <w:t xml:space="preserve">(last element) 5 </w:t>
+      </w:r>
     </w:p>
     <w:p>
       <w:r>
@@ -4833,7 +4849,7 @@
     <w:p>
       <w:r>
         <w:pict w14:anchorId="3AB1031E">
-          <v:rect id="_x0000_i1062" style="width:0;height:1.5pt" o:hralign="center" o:hrstd="t" o:hr="t" fillcolor="#a0a0a0" stroked="f"/>
+          <v:rect id="_x0000_i1063" style="width:0;height:1.5pt" o:hralign="center" o:hrstd="t" o:hr="t" fillcolor="#a0a0a0" stroked="f"/>
         </w:pict>
       </w:r>
     </w:p>
@@ -4893,7 +4909,7 @@
     <w:p>
       <w:r>
         <w:pict w14:anchorId="33D15F8E">
-          <v:rect id="_x0000_i1063" style="width:0;height:1.5pt" o:hralign="center" o:hrstd="t" o:hr="t" fillcolor="#a0a0a0" stroked="f"/>
+          <v:rect id="_x0000_i1064" style="width:0;height:1.5pt" o:hralign="center" o:hrstd="t" o:hr="t" fillcolor="#a0a0a0" stroked="f"/>
         </w:pict>
       </w:r>
     </w:p>
@@ -5021,6 +5037,7 @@
         <w:br/>
       </w:r>
       <w:r>
+        <w:lastRenderedPageBreak/>
         <w:br/>
         <w:t xml:space="preserve">                </w:t>
       </w:r>
@@ -5036,7 +5053,6 @@
         <w:br/>
       </w:r>
       <w:r>
-        <w:lastRenderedPageBreak/>
         <w:br/>
         <w:t xml:space="preserve">                int temp=</w:t>
       </w:r>
@@ -5334,7 +5350,7 @@
     <w:p>
       <w:r>
         <w:pict w14:anchorId="024B9345">
-          <v:rect id="_x0000_i1064" style="width:0;height:1.5pt" o:hralign="center" o:hrstd="t" o:hr="t" fillcolor="#a0a0a0" stroked="f"/>
+          <v:rect id="_x0000_i1065" style="width:0;height:1.5pt" o:hralign="center" o:hrstd="t" o:hr="t" fillcolor="#a0a0a0" stroked="f"/>
         </w:pict>
       </w:r>
     </w:p>
@@ -5376,7 +5392,15 @@
             <w:hideMark/>
           </w:tcPr>
           <w:p>
-            <w:r>
+            <w:pPr>
+              <w:rPr>
+                <w:highlight w:val="yellow"/>
+              </w:rPr>
+            </w:pPr>
+            <w:r>
+              <w:rPr>
+                <w:highlight w:val="yellow"/>
+              </w:rPr>
               <w:lastRenderedPageBreak/>
               <w:t>Algorithm</w:t>
             </w:r>
@@ -5389,7 +5413,15 @@
             <w:hideMark/>
           </w:tcPr>
           <w:p>
-            <w:r>
+            <w:pPr>
+              <w:rPr>
+                <w:highlight w:val="yellow"/>
+              </w:rPr>
+            </w:pPr>
+            <w:r>
+              <w:rPr>
+                <w:highlight w:val="yellow"/>
+              </w:rPr>
               <w:t>Best</w:t>
             </w:r>
           </w:p>
@@ -5401,7 +5433,15 @@
             <w:hideMark/>
           </w:tcPr>
           <w:p>
-            <w:r>
+            <w:pPr>
+              <w:rPr>
+                <w:highlight w:val="yellow"/>
+              </w:rPr>
+            </w:pPr>
+            <w:r>
+              <w:rPr>
+                <w:highlight w:val="yellow"/>
+              </w:rPr>
               <w:t>Average</w:t>
             </w:r>
           </w:p>
@@ -5413,7 +5453,15 @@
             <w:hideMark/>
           </w:tcPr>
           <w:p>
-            <w:r>
+            <w:pPr>
+              <w:rPr>
+                <w:highlight w:val="yellow"/>
+              </w:rPr>
+            </w:pPr>
+            <w:r>
+              <w:rPr>
+                <w:highlight w:val="yellow"/>
+              </w:rPr>
               <w:t>Worst</w:t>
             </w:r>
           </w:p>
@@ -5425,7 +5473,15 @@
             <w:hideMark/>
           </w:tcPr>
           <w:p>
-            <w:r>
+            <w:pPr>
+              <w:rPr>
+                <w:highlight w:val="yellow"/>
+              </w:rPr>
+            </w:pPr>
+            <w:r>
+              <w:rPr>
+                <w:highlight w:val="yellow"/>
+              </w:rPr>
               <w:t>Space</w:t>
             </w:r>
           </w:p>
@@ -5437,7 +5493,15 @@
             <w:hideMark/>
           </w:tcPr>
           <w:p>
-            <w:r>
+            <w:pPr>
+              <w:rPr>
+                <w:highlight w:val="yellow"/>
+              </w:rPr>
+            </w:pPr>
+            <w:r>
+              <w:rPr>
+                <w:highlight w:val="yellow"/>
+              </w:rPr>
               <w:t>Stable</w:t>
             </w:r>
           </w:p>
@@ -5455,7 +5519,15 @@
             <w:hideMark/>
           </w:tcPr>
           <w:p>
-            <w:r>
+            <w:pPr>
+              <w:rPr>
+                <w:highlight w:val="yellow"/>
+              </w:rPr>
+            </w:pPr>
+            <w:r>
+              <w:rPr>
+                <w:highlight w:val="yellow"/>
+              </w:rPr>
               <w:t>Bubble</w:t>
             </w:r>
           </w:p>
@@ -5467,7 +5539,15 @@
             <w:hideMark/>
           </w:tcPr>
           <w:p>
-            <w:r>
+            <w:pPr>
+              <w:rPr>
+                <w:highlight w:val="yellow"/>
+              </w:rPr>
+            </w:pPr>
+            <w:r>
+              <w:rPr>
+                <w:highlight w:val="yellow"/>
+              </w:rPr>
               <w:t>O(n)</w:t>
             </w:r>
           </w:p>
@@ -5479,7 +5559,15 @@
             <w:hideMark/>
           </w:tcPr>
           <w:p>
-            <w:r>
+            <w:pPr>
+              <w:rPr>
+                <w:highlight w:val="yellow"/>
+              </w:rPr>
+            </w:pPr>
+            <w:r>
+              <w:rPr>
+                <w:highlight w:val="yellow"/>
+              </w:rPr>
               <w:t>O(n²)</w:t>
             </w:r>
           </w:p>
@@ -5491,7 +5579,15 @@
             <w:hideMark/>
           </w:tcPr>
           <w:p>
-            <w:r>
+            <w:pPr>
+              <w:rPr>
+                <w:highlight w:val="yellow"/>
+              </w:rPr>
+            </w:pPr>
+            <w:r>
+              <w:rPr>
+                <w:highlight w:val="yellow"/>
+              </w:rPr>
               <w:t>O(n²)</w:t>
             </w:r>
           </w:p>
@@ -5503,12 +5599,23 @@
             <w:hideMark/>
           </w:tcPr>
           <w:p>
+            <w:pPr>
+              <w:rPr>
+                <w:highlight w:val="yellow"/>
+              </w:rPr>
+            </w:pPr>
             <w:proofErr w:type="gramStart"/>
             <w:r>
+              <w:rPr>
+                <w:highlight w:val="yellow"/>
+              </w:rPr>
               <w:t>O(</w:t>
             </w:r>
             <w:proofErr w:type="gramEnd"/>
             <w:r>
+              <w:rPr>
+                <w:highlight w:val="yellow"/>
+              </w:rPr>
               <w:t>1)</w:t>
             </w:r>
           </w:p>
@@ -5520,7 +5627,15 @@
             <w:hideMark/>
           </w:tcPr>
           <w:p>
-            <w:r>
+            <w:pPr>
+              <w:rPr>
+                <w:highlight w:val="yellow"/>
+              </w:rPr>
+            </w:pPr>
+            <w:r>
+              <w:rPr>
+                <w:highlight w:val="yellow"/>
+              </w:rPr>
               <w:t>Yes</w:t>
             </w:r>
           </w:p>
@@ -5538,7 +5653,15 @@
             <w:hideMark/>
           </w:tcPr>
           <w:p>
-            <w:r>
+            <w:pPr>
+              <w:rPr>
+                <w:highlight w:val="yellow"/>
+              </w:rPr>
+            </w:pPr>
+            <w:r>
+              <w:rPr>
+                <w:highlight w:val="yellow"/>
+              </w:rPr>
               <w:t>Selection</w:t>
             </w:r>
           </w:p>
@@ -5550,7 +5673,15 @@
             <w:hideMark/>
           </w:tcPr>
           <w:p>
-            <w:r>
+            <w:pPr>
+              <w:rPr>
+                <w:highlight w:val="yellow"/>
+              </w:rPr>
+            </w:pPr>
+            <w:r>
+              <w:rPr>
+                <w:highlight w:val="yellow"/>
+              </w:rPr>
               <w:t>O(n²)</w:t>
             </w:r>
           </w:p>
@@ -5562,7 +5693,15 @@
             <w:hideMark/>
           </w:tcPr>
           <w:p>
-            <w:r>
+            <w:pPr>
+              <w:rPr>
+                <w:highlight w:val="yellow"/>
+              </w:rPr>
+            </w:pPr>
+            <w:r>
+              <w:rPr>
+                <w:highlight w:val="yellow"/>
+              </w:rPr>
               <w:t>O(n²)</w:t>
             </w:r>
           </w:p>
@@ -5574,7 +5713,15 @@
             <w:hideMark/>
           </w:tcPr>
           <w:p>
-            <w:r>
+            <w:pPr>
+              <w:rPr>
+                <w:highlight w:val="yellow"/>
+              </w:rPr>
+            </w:pPr>
+            <w:r>
+              <w:rPr>
+                <w:highlight w:val="yellow"/>
+              </w:rPr>
               <w:t>O(n²)</w:t>
             </w:r>
           </w:p>
@@ -5586,12 +5733,23 @@
             <w:hideMark/>
           </w:tcPr>
           <w:p>
+            <w:pPr>
+              <w:rPr>
+                <w:highlight w:val="yellow"/>
+              </w:rPr>
+            </w:pPr>
             <w:proofErr w:type="gramStart"/>
             <w:r>
+              <w:rPr>
+                <w:highlight w:val="yellow"/>
+              </w:rPr>
               <w:t>O(</w:t>
             </w:r>
             <w:proofErr w:type="gramEnd"/>
             <w:r>
+              <w:rPr>
+                <w:highlight w:val="yellow"/>
+              </w:rPr>
               <w:t>1)</w:t>
             </w:r>
           </w:p>
@@ -5603,7 +5761,15 @@
             <w:hideMark/>
           </w:tcPr>
           <w:p>
-            <w:r>
+            <w:pPr>
+              <w:rPr>
+                <w:highlight w:val="yellow"/>
+              </w:rPr>
+            </w:pPr>
+            <w:r>
+              <w:rPr>
+                <w:highlight w:val="yellow"/>
+              </w:rPr>
               <w:t>No</w:t>
             </w:r>
           </w:p>
@@ -5621,7 +5787,15 @@
             <w:hideMark/>
           </w:tcPr>
           <w:p>
-            <w:r>
+            <w:pPr>
+              <w:rPr>
+                <w:highlight w:val="yellow"/>
+              </w:rPr>
+            </w:pPr>
+            <w:r>
+              <w:rPr>
+                <w:highlight w:val="yellow"/>
+              </w:rPr>
               <w:t>Insertion</w:t>
             </w:r>
           </w:p>
@@ -5633,7 +5807,15 @@
             <w:hideMark/>
           </w:tcPr>
           <w:p>
-            <w:r>
+            <w:pPr>
+              <w:rPr>
+                <w:highlight w:val="yellow"/>
+              </w:rPr>
+            </w:pPr>
+            <w:r>
+              <w:rPr>
+                <w:highlight w:val="yellow"/>
+              </w:rPr>
               <w:t>O(n)</w:t>
             </w:r>
           </w:p>
@@ -5645,7 +5827,15 @@
             <w:hideMark/>
           </w:tcPr>
           <w:p>
-            <w:r>
+            <w:pPr>
+              <w:rPr>
+                <w:highlight w:val="yellow"/>
+              </w:rPr>
+            </w:pPr>
+            <w:r>
+              <w:rPr>
+                <w:highlight w:val="yellow"/>
+              </w:rPr>
               <w:t>O(n²)</w:t>
             </w:r>
           </w:p>
@@ -5657,7 +5847,15 @@
             <w:hideMark/>
           </w:tcPr>
           <w:p>
-            <w:r>
+            <w:pPr>
+              <w:rPr>
+                <w:highlight w:val="yellow"/>
+              </w:rPr>
+            </w:pPr>
+            <w:r>
+              <w:rPr>
+                <w:highlight w:val="yellow"/>
+              </w:rPr>
               <w:t>O(n²)</w:t>
             </w:r>
           </w:p>
@@ -5669,12 +5867,23 @@
             <w:hideMark/>
           </w:tcPr>
           <w:p>
+            <w:pPr>
+              <w:rPr>
+                <w:highlight w:val="yellow"/>
+              </w:rPr>
+            </w:pPr>
             <w:proofErr w:type="gramStart"/>
             <w:r>
+              <w:rPr>
+                <w:highlight w:val="yellow"/>
+              </w:rPr>
               <w:t>O(</w:t>
             </w:r>
             <w:proofErr w:type="gramEnd"/>
             <w:r>
+              <w:rPr>
+                <w:highlight w:val="yellow"/>
+              </w:rPr>
               <w:t>1)</w:t>
             </w:r>
           </w:p>
@@ -5686,7 +5895,15 @@
             <w:hideMark/>
           </w:tcPr>
           <w:p>
-            <w:r>
+            <w:pPr>
+              <w:rPr>
+                <w:highlight w:val="yellow"/>
+              </w:rPr>
+            </w:pPr>
+            <w:r>
+              <w:rPr>
+                <w:highlight w:val="yellow"/>
+              </w:rPr>
               <w:t>Yes</w:t>
             </w:r>
           </w:p>
@@ -5704,7 +5921,15 @@
             <w:hideMark/>
           </w:tcPr>
           <w:p>
-            <w:r>
+            <w:pPr>
+              <w:rPr>
+                <w:highlight w:val="yellow"/>
+              </w:rPr>
+            </w:pPr>
+            <w:r>
+              <w:rPr>
+                <w:highlight w:val="yellow"/>
+              </w:rPr>
               <w:t>Merge</w:t>
             </w:r>
           </w:p>
@@ -5716,12 +5941,23 @@
             <w:hideMark/>
           </w:tcPr>
           <w:p>
+            <w:pPr>
+              <w:rPr>
+                <w:highlight w:val="yellow"/>
+              </w:rPr>
+            </w:pPr>
             <w:proofErr w:type="gramStart"/>
             <w:r>
+              <w:rPr>
+                <w:highlight w:val="yellow"/>
+              </w:rPr>
               <w:t>O(</w:t>
             </w:r>
             <w:proofErr w:type="gramEnd"/>
             <w:r>
+              <w:rPr>
+                <w:highlight w:val="yellow"/>
+              </w:rPr>
               <w:t>n log n)</w:t>
             </w:r>
           </w:p>
@@ -5733,12 +5969,23 @@
             <w:hideMark/>
           </w:tcPr>
           <w:p>
+            <w:pPr>
+              <w:rPr>
+                <w:highlight w:val="yellow"/>
+              </w:rPr>
+            </w:pPr>
             <w:proofErr w:type="gramStart"/>
             <w:r>
+              <w:rPr>
+                <w:highlight w:val="yellow"/>
+              </w:rPr>
               <w:t>O(</w:t>
             </w:r>
             <w:proofErr w:type="gramEnd"/>
             <w:r>
+              <w:rPr>
+                <w:highlight w:val="yellow"/>
+              </w:rPr>
               <w:t>n log n)</w:t>
             </w:r>
           </w:p>
@@ -5750,12 +5997,23 @@
             <w:hideMark/>
           </w:tcPr>
           <w:p>
+            <w:pPr>
+              <w:rPr>
+                <w:highlight w:val="yellow"/>
+              </w:rPr>
+            </w:pPr>
             <w:proofErr w:type="gramStart"/>
             <w:r>
+              <w:rPr>
+                <w:highlight w:val="yellow"/>
+              </w:rPr>
               <w:t>O(</w:t>
             </w:r>
             <w:proofErr w:type="gramEnd"/>
             <w:r>
+              <w:rPr>
+                <w:highlight w:val="yellow"/>
+              </w:rPr>
               <w:t>n log n)</w:t>
             </w:r>
           </w:p>
@@ -5767,7 +6025,15 @@
             <w:hideMark/>
           </w:tcPr>
           <w:p>
-            <w:r>
+            <w:pPr>
+              <w:rPr>
+                <w:highlight w:val="yellow"/>
+              </w:rPr>
+            </w:pPr>
+            <w:r>
+              <w:rPr>
+                <w:highlight w:val="yellow"/>
+              </w:rPr>
               <w:t>O(n)</w:t>
             </w:r>
           </w:p>
@@ -5779,7 +6045,15 @@
             <w:hideMark/>
           </w:tcPr>
           <w:p>
-            <w:r>
+            <w:pPr>
+              <w:rPr>
+                <w:highlight w:val="yellow"/>
+              </w:rPr>
+            </w:pPr>
+            <w:r>
+              <w:rPr>
+                <w:highlight w:val="yellow"/>
+              </w:rPr>
               <w:t>Yes</w:t>
             </w:r>
           </w:p>
@@ -5797,7 +6071,15 @@
             <w:hideMark/>
           </w:tcPr>
           <w:p>
-            <w:r>
+            <w:pPr>
+              <w:rPr>
+                <w:highlight w:val="yellow"/>
+              </w:rPr>
+            </w:pPr>
+            <w:r>
+              <w:rPr>
+                <w:highlight w:val="yellow"/>
+              </w:rPr>
               <w:t>Quick</w:t>
             </w:r>
           </w:p>
@@ -5809,12 +6091,23 @@
             <w:hideMark/>
           </w:tcPr>
           <w:p>
+            <w:pPr>
+              <w:rPr>
+                <w:highlight w:val="yellow"/>
+              </w:rPr>
+            </w:pPr>
             <w:proofErr w:type="gramStart"/>
             <w:r>
+              <w:rPr>
+                <w:highlight w:val="yellow"/>
+              </w:rPr>
               <w:t>O(</w:t>
             </w:r>
             <w:proofErr w:type="gramEnd"/>
             <w:r>
+              <w:rPr>
+                <w:highlight w:val="yellow"/>
+              </w:rPr>
               <w:t>n log n)</w:t>
             </w:r>
           </w:p>
@@ -5826,12 +6119,23 @@
             <w:hideMark/>
           </w:tcPr>
           <w:p>
+            <w:pPr>
+              <w:rPr>
+                <w:highlight w:val="yellow"/>
+              </w:rPr>
+            </w:pPr>
             <w:proofErr w:type="gramStart"/>
             <w:r>
+              <w:rPr>
+                <w:highlight w:val="yellow"/>
+              </w:rPr>
               <w:t>O(</w:t>
             </w:r>
             <w:proofErr w:type="gramEnd"/>
             <w:r>
+              <w:rPr>
+                <w:highlight w:val="yellow"/>
+              </w:rPr>
               <w:t>n log n)</w:t>
             </w:r>
           </w:p>
@@ -5843,7 +6147,15 @@
             <w:hideMark/>
           </w:tcPr>
           <w:p>
-            <w:r>
+            <w:pPr>
+              <w:rPr>
+                <w:highlight w:val="yellow"/>
+              </w:rPr>
+            </w:pPr>
+            <w:r>
+              <w:rPr>
+                <w:highlight w:val="yellow"/>
+              </w:rPr>
               <w:t>O(n²)</w:t>
             </w:r>
           </w:p>
@@ -5855,12 +6167,23 @@
             <w:hideMark/>
           </w:tcPr>
           <w:p>
+            <w:pPr>
+              <w:rPr>
+                <w:highlight w:val="yellow"/>
+              </w:rPr>
+            </w:pPr>
             <w:proofErr w:type="gramStart"/>
             <w:r>
+              <w:rPr>
+                <w:highlight w:val="yellow"/>
+              </w:rPr>
               <w:t>O(</w:t>
             </w:r>
             <w:proofErr w:type="gramEnd"/>
             <w:r>
+              <w:rPr>
+                <w:highlight w:val="yellow"/>
+              </w:rPr>
               <w:t>log n)</w:t>
             </w:r>
           </w:p>
@@ -5872,7 +6195,15 @@
             <w:hideMark/>
           </w:tcPr>
           <w:p>
-            <w:r>
+            <w:pPr>
+              <w:rPr>
+                <w:highlight w:val="yellow"/>
+              </w:rPr>
+            </w:pPr>
+            <w:r>
+              <w:rPr>
+                <w:highlight w:val="yellow"/>
+              </w:rPr>
               <w:t>No</w:t>
             </w:r>
           </w:p>
@@ -5882,7 +6213,7 @@
     <w:p>
       <w:r>
         <w:pict w14:anchorId="285D78E3">
-          <v:rect id="_x0000_i1065" style="width:0;height:1.5pt" o:hralign="center" o:hrstd="t" o:hr="t" fillcolor="#a0a0a0" stroked="f"/>
+          <v:rect id="_x0000_i1066" style="width:0;height:1.5pt" o:hralign="center" o:hrstd="t" o:hr="t" fillcolor="#a0a0a0" stroked="f"/>
         </w:pict>
       </w:r>
     </w:p>
